--- a/Resume_Lucas_Bellini.docx
+++ b/Resume_Lucas_Bellini.docx
@@ -1,6 +1,6 @@
 
 <file path=word/document.xml><?xml version="1.0" encoding="utf-8"?>
-<w:document xmlns:wpc="http://schemas.microsoft.com/office/word/2010/wordprocessingCanvas" xmlns:cx="http://schemas.microsoft.com/office/drawing/2014/chartex" xmlns:cx1="http://schemas.microsoft.com/office/drawing/2015/9/8/chartex" xmlns:cx2="http://schemas.microsoft.com/office/drawing/2015/10/21/chartex" xmlns:cx3="http://schemas.microsoft.com/office/drawing/2016/5/9/chartex" xmlns:cx4="http://schemas.microsoft.com/office/drawing/2016/5/10/chartex" xmlns:cx5="http://schemas.microsoft.com/office/drawing/2016/5/11/chartex" xmlns:cx6="http://schemas.microsoft.com/office/drawing/2016/5/12/chartex" xmlns:cx7="http://schemas.microsoft.com/office/drawing/2016/5/13/chartex" xmlns:cx8="http://schemas.microsoft.com/office/drawing/2016/5/14/chartex" xmlns:mc="http://schemas.openxmlformats.org/markup-compatibility/2006" xmlns:aink="http://schemas.microsoft.com/office/drawing/2016/ink" xmlns:am3d="http://schemas.microsoft.com/office/drawing/2017/model3d" xmlns:o="urn:schemas-microsoft-com:office:office" xmlns:oel="http://schemas.microsoft.com/office/2019/extlst" xmlns:r="http://schemas.openxmlformats.org/officeDocument/2006/relationships" xmlns:m="http://schemas.openxmlformats.org/officeDocument/2006/math" xmlns:v="urn:schemas-microsoft-com:vml" xmlns:wp14="http://schemas.microsoft.com/office/word/2010/wordprocessingDrawing" xmlns:wp="http://schemas.openxmlformats.org/drawingml/2006/wordprocessingDrawing" xmlns:w10="urn:schemas-microsoft-com:office:word" xmlns:w="http://schemas.openxmlformats.org/wordprocessingml/2006/main" xmlns:w14="http://schemas.microsoft.com/office/word/2010/wordml" xmlns:w15="http://schemas.microsoft.com/office/word/2012/wordml" xmlns:w16cex="http://schemas.microsoft.com/office/word/2018/wordml/cex" xmlns:w16cid="http://schemas.microsoft.com/office/word/2016/wordml/cid" xmlns:w16="http://schemas.microsoft.com/office/word/2018/wordml" xmlns:w16du="http://schemas.microsoft.com/office/word/2023/wordml/word16du" xmlns:w16sdtdh="http://schemas.microsoft.com/office/word/2020/wordml/sdtdatahash" xmlns:w16se="http://schemas.microsoft.com/office/word/2015/wordml/symex" xmlns:wpg="http://schemas.microsoft.com/office/word/2010/wordprocessingGroup" xmlns:wpi="http://schemas.microsoft.com/office/word/2010/wordprocessingInk" xmlns:wne="http://schemas.microsoft.com/office/word/2006/wordml" xmlns:wps="http://schemas.microsoft.com/office/word/2010/wordprocessingShape" mc:Ignorable="w14 w15 w16se w16cid w16 w16cex w16sdtdh w16du wp14">
+<w:document xmlns:wpc="http://schemas.microsoft.com/office/word/2010/wordprocessingCanvas" xmlns:cx="http://schemas.microsoft.com/office/drawing/2014/chartex" xmlns:cx1="http://schemas.microsoft.com/office/drawing/2015/9/8/chartex" xmlns:cx2="http://schemas.microsoft.com/office/drawing/2015/10/21/chartex" xmlns:cx3="http://schemas.microsoft.com/office/drawing/2016/5/9/chartex" xmlns:cx4="http://schemas.microsoft.com/office/drawing/2016/5/10/chartex" xmlns:cx5="http://schemas.microsoft.com/office/drawing/2016/5/11/chartex" xmlns:cx6="http://schemas.microsoft.com/office/drawing/2016/5/12/chartex" xmlns:cx7="http://schemas.microsoft.com/office/drawing/2016/5/13/chartex" xmlns:cx8="http://schemas.microsoft.com/office/drawing/2016/5/14/chartex" xmlns:mc="http://schemas.openxmlformats.org/markup-compatibility/2006" xmlns:aink="http://schemas.microsoft.com/office/drawing/2016/ink" xmlns:am3d="http://schemas.microsoft.com/office/drawing/2017/model3d" xmlns:o="urn:schemas-microsoft-com:office:office" xmlns:oel="http://schemas.microsoft.com/office/2019/extlst" xmlns:r="http://schemas.openxmlformats.org/officeDocument/2006/relationships" xmlns:m="http://schemas.openxmlformats.org/officeDocument/2006/math" xmlns:v="urn:schemas-microsoft-com:vml" xmlns:wp14="http://schemas.microsoft.com/office/word/2010/wordprocessingDrawing" xmlns:wp="http://schemas.openxmlformats.org/drawingml/2006/wordprocessingDrawing" xmlns:w10="urn:schemas-microsoft-com:office:word" xmlns:w="http://schemas.openxmlformats.org/wordprocessingml/2006/main" xmlns:w14="http://schemas.microsoft.com/office/word/2010/wordml" xmlns:w15="http://schemas.microsoft.com/office/word/2012/wordml" xmlns:w16cex="http://schemas.microsoft.com/office/word/2018/wordml/cex" xmlns:w16cid="http://schemas.microsoft.com/office/word/2016/wordml/cid" xmlns:w16="http://schemas.microsoft.com/office/word/2018/wordml" xmlns:w16du="http://schemas.microsoft.com/office/word/2023/wordml/word16du" xmlns:w16sdtdh="http://schemas.microsoft.com/office/word/2020/wordml/sdtdatahash" xmlns:w16sdtfl="http://schemas.microsoft.com/office/word/2024/wordml/sdtformatlock" xmlns:w16se="http://schemas.microsoft.com/office/word/2015/wordml/symex" xmlns:wpg="http://schemas.microsoft.com/office/word/2010/wordprocessingGroup" xmlns:wpi="http://schemas.microsoft.com/office/word/2010/wordprocessingInk" xmlns:wne="http://schemas.microsoft.com/office/word/2006/wordml" xmlns:wps="http://schemas.microsoft.com/office/word/2010/wordprocessingShape" mc:Ignorable="w14 w15 w16se w16cid w16 w16cex w16sdtdh w16sdtfl w16du wp14">
   <w:body>
     <w:p>
       <w:pPr>
@@ -11,8 +11,6 @@
         </w:numPr>
         <w:spacing w:after="0"/>
         <w:rPr>
-          <w:sz w:val="20"/>
-          <w:szCs w:val="20"/>
           <w:lang w:val="pt-BR"/>
         </w:rPr>
       </w:pPr>
@@ -28,8 +26,8 @@
         <w:rPr>
           <w:b/>
           <w:bCs/>
-          <w:sz w:val="28"/>
-          <w:szCs w:val="28"/>
+          <w:sz w:val="32"/>
+          <w:szCs w:val="32"/>
           <w:lang w:val="pt-BR"/>
         </w:rPr>
       </w:pPr>
@@ -37,8 +35,8 @@
         <w:rPr>
           <w:b/>
           <w:bCs/>
-          <w:sz w:val="28"/>
-          <w:szCs w:val="28"/>
+          <w:sz w:val="32"/>
+          <w:szCs w:val="32"/>
         </w:rPr>
         <w:t>LUCAS BELLINI</w:t>
       </w:r>
@@ -52,14 +50,14 @@
         </w:numPr>
         <w:jc w:val="center"/>
         <w:rPr>
-          <w:sz w:val="18"/>
-          <w:szCs w:val="18"/>
+          <w:sz w:val="20"/>
+          <w:szCs w:val="20"/>
         </w:rPr>
       </w:pPr>
       <w:r>
         <w:rPr>
-          <w:sz w:val="18"/>
-          <w:szCs w:val="18"/>
+          <w:sz w:val="20"/>
+          <w:szCs w:val="20"/>
         </w:rPr>
         <w:t xml:space="preserve">São Paulo, SP | </w:t>
       </w:r>
@@ -67,32 +65,32 @@
         <w:rPr>
           <w:b/>
           <w:bCs/>
-          <w:sz w:val="18"/>
-          <w:szCs w:val="18"/>
+          <w:sz w:val="20"/>
+          <w:szCs w:val="20"/>
         </w:rPr>
         <w:t>E-mail</w:t>
       </w:r>
       <w:r>
         <w:rPr>
-          <w:sz w:val="18"/>
-          <w:szCs w:val="18"/>
+          <w:sz w:val="20"/>
+          <w:szCs w:val="20"/>
         </w:rPr>
         <w:t xml:space="preserve">:  </w:t>
       </w:r>
-      <w:hyperlink r:id="rId7" w:history="1">
+      <w:hyperlink r:id="rId8" w:history="1">
         <w:r>
           <w:rPr>
             <w:rStyle w:val="Hyperlink"/>
-            <w:sz w:val="18"/>
-            <w:szCs w:val="18"/>
+            <w:sz w:val="20"/>
+            <w:szCs w:val="20"/>
           </w:rPr>
           <w:t>lucas_bellini@hotmail.com.br</w:t>
         </w:r>
       </w:hyperlink>
       <w:r>
         <w:rPr>
-          <w:sz w:val="18"/>
-          <w:szCs w:val="18"/>
+          <w:sz w:val="20"/>
+          <w:szCs w:val="20"/>
         </w:rPr>
         <w:t xml:space="preserve"> | </w:t>
       </w:r>
@@ -100,32 +98,32 @@
         <w:rPr>
           <w:b/>
           <w:bCs/>
-          <w:sz w:val="18"/>
-          <w:szCs w:val="18"/>
+          <w:sz w:val="20"/>
+          <w:szCs w:val="20"/>
         </w:rPr>
         <w:t>GitHub</w:t>
       </w:r>
       <w:r>
         <w:rPr>
-          <w:sz w:val="18"/>
-          <w:szCs w:val="18"/>
+          <w:sz w:val="20"/>
+          <w:szCs w:val="20"/>
         </w:rPr>
         <w:t xml:space="preserve">: </w:t>
       </w:r>
-      <w:hyperlink r:id="rId8" w:history="1">
+      <w:hyperlink r:id="rId9" w:history="1">
         <w:r>
           <w:rPr>
             <w:rStyle w:val="Hyperlink"/>
-            <w:sz w:val="18"/>
-            <w:szCs w:val="18"/>
+            <w:sz w:val="20"/>
+            <w:szCs w:val="20"/>
           </w:rPr>
           <w:t>Lucas-Bellini</w:t>
         </w:r>
       </w:hyperlink>
       <w:r>
         <w:rPr>
-          <w:sz w:val="18"/>
-          <w:szCs w:val="18"/>
+          <w:sz w:val="20"/>
+          <w:szCs w:val="20"/>
         </w:rPr>
         <w:t xml:space="preserve"> | </w:t>
       </w:r>
@@ -133,24 +131,17 @@
         <w:rPr>
           <w:b/>
           <w:bCs/>
-          <w:sz w:val="18"/>
-          <w:szCs w:val="18"/>
+          <w:sz w:val="20"/>
+          <w:szCs w:val="20"/>
         </w:rPr>
         <w:t>Phone:</w:t>
       </w:r>
       <w:r>
         <w:rPr>
-          <w:sz w:val="18"/>
-          <w:szCs w:val="18"/>
+          <w:sz w:val="20"/>
+          <w:szCs w:val="20"/>
         </w:rPr>
-        <w:t xml:space="preserve"> </w:t>
-      </w:r>
-      <w:r>
-        <w:rPr>
-          <w:sz w:val="18"/>
-          <w:szCs w:val="18"/>
-        </w:rPr>
-        <w:t>+55 1195197-9503</w:t>
+        <w:t xml:space="preserve"> +55 1195197-9503</w:t>
       </w:r>
     </w:p>
     <w:p>
@@ -160,35 +151,35 @@
           <w:ilvl w:val="0"/>
           <w:numId w:val="0"/>
         </w:numPr>
+        <w:spacing w:after="0"/>
         <w:jc w:val="center"/>
         <w:rPr>
-          <w:sz w:val="18"/>
-          <w:szCs w:val="18"/>
-          <w:lang w:val="pt-BR"/>
+          <w:sz w:val="20"/>
+          <w:szCs w:val="20"/>
         </w:rPr>
       </w:pPr>
       <w:r>
         <w:rPr>
           <w:b/>
           <w:bCs/>
-          <w:sz w:val="18"/>
-          <w:szCs w:val="18"/>
+          <w:sz w:val="20"/>
+          <w:szCs w:val="20"/>
         </w:rPr>
         <w:t>LinkedIn</w:t>
       </w:r>
       <w:r>
         <w:rPr>
-          <w:sz w:val="18"/>
-          <w:szCs w:val="18"/>
+          <w:sz w:val="20"/>
+          <w:szCs w:val="20"/>
         </w:rPr>
         <w:t xml:space="preserve">: </w:t>
       </w:r>
-      <w:hyperlink r:id="rId9" w:history="1">
+      <w:hyperlink r:id="rId10" w:history="1">
         <w:r>
           <w:rPr>
             <w:rStyle w:val="Hyperlink"/>
-            <w:sz w:val="18"/>
-            <w:szCs w:val="18"/>
+            <w:sz w:val="20"/>
+            <w:szCs w:val="20"/>
           </w:rPr>
           <w:t>https://www.linkedin.com/in/lucasbellini</w:t>
         </w:r>
@@ -201,19 +192,17 @@
           <w:ilvl w:val="0"/>
           <w:numId w:val="0"/>
         </w:numPr>
+        <w:spacing w:after="0"/>
         <w:jc w:val="center"/>
         <w:rPr>
-          <w:sz w:val="20"/>
-          <w:szCs w:val="20"/>
-          <w:lang w:val="pt-BR"/>
+          <w:lang w:val="en-US"/>
         </w:rPr>
       </w:pPr>
       <w:r>
         <w:rPr>
-          <w:sz w:val="20"/>
-          <w:szCs w:val="20"/>
+          <w:lang w:val="en-US"/>
         </w:rPr>
-        <w:t>__________________________________________________________________________________________________________________________________________________</w:t>
+        <w:t>______________________________________________________________________________________________________________________________________</w:t>
       </w:r>
     </w:p>
     <w:p>
@@ -225,9 +214,7 @@
         </w:numPr>
         <w:jc w:val="center"/>
         <w:rPr>
-          <w:sz w:val="20"/>
-          <w:szCs w:val="20"/>
-          <w:lang w:val="pt-BR"/>
+          <w:lang w:val="en-US"/>
         </w:rPr>
       </w:pPr>
     </w:p>
@@ -242,17 +229,18 @@
         <w:rPr>
           <w:b/>
           <w:bCs/>
-          <w:sz w:val="28"/>
-          <w:szCs w:val="28"/>
-          <w:lang w:val="pt-BR"/>
+          <w:sz w:val="32"/>
+          <w:szCs w:val="32"/>
+          <w:lang w:val="en-US"/>
         </w:rPr>
       </w:pPr>
       <w:r>
         <w:rPr>
           <w:b/>
           <w:bCs/>
-          <w:sz w:val="28"/>
-          <w:szCs w:val="28"/>
+          <w:sz w:val="32"/>
+          <w:szCs w:val="32"/>
+          <w:lang w:val="en-US"/>
         </w:rPr>
         <w:t>DATA SCIENTIST</w:t>
       </w:r>
@@ -267,17 +255,63 @@
         <w:jc w:val="both"/>
         <w:rPr>
           <w:color w:val="262626" w:themeColor="text1" w:themeTint="D9"/>
-          <w:sz w:val="20"/>
-          <w:szCs w:val="20"/>
+          <w:lang w:val="en-US"/>
         </w:rPr>
       </w:pPr>
       <w:r>
         <w:rPr>
           <w:color w:val="262626" w:themeColor="text1" w:themeTint="D9"/>
-          <w:sz w:val="20"/>
-          <w:szCs w:val="20"/>
+          <w:lang w:val="en-US"/>
         </w:rPr>
-        <w:t>Experienced Military Police Officer in São Paulo with a strong foundation in Data Science. Academic background includes a degree in Financial Management, ongoing studies in Data Science at Faculdade Descomplica, and an MBA in Data Science for Business at PUCRS, specializing in Artificial Intelligence, Data Science, and Big Data. Advanced proficiency in Microsoft Excel, Google Sheets, Power Query, and Power BI. Skilled in Python and SQL, with hands-on experience in MySQL, DBeaver, Microsoft Access, and BigQuery. Expertise in conducting detailed statistical analyses and managing large data volumes effectively.</w:t>
+        <w:t xml:space="preserve">Experienced Military Police Officer in the State of São Paulo, with a solid background in Data Science and strong hands-on experience in developing systems focused on public safety. Author of </w:t>
+      </w:r>
+      <w:r>
+        <w:rPr>
+          <w:b/>
+          <w:bCs/>
+          <w:color w:val="262626" w:themeColor="text1" w:themeTint="D9"/>
+          <w:lang w:val="en-US"/>
+        </w:rPr>
+        <w:t>BELLUM</w:t>
+      </w:r>
+      <w:r>
+        <w:rPr>
+          <w:color w:val="262626" w:themeColor="text1" w:themeTint="D9"/>
+          <w:lang w:val="en-US"/>
+        </w:rPr>
+        <w:t xml:space="preserve"> – a military logistics system developed using Next.js, React, TypeScript, and </w:t>
+      </w:r>
+      <w:proofErr w:type="spellStart"/>
+      <w:r>
+        <w:rPr>
+          <w:color w:val="262626" w:themeColor="text1" w:themeTint="D9"/>
+          <w:lang w:val="en-US"/>
+        </w:rPr>
+        <w:t>Supabase</w:t>
+      </w:r>
+      <w:proofErr w:type="spellEnd"/>
+      <w:r>
+        <w:rPr>
+          <w:color w:val="262626" w:themeColor="text1" w:themeTint="D9"/>
+          <w:lang w:val="en-US"/>
+        </w:rPr>
+        <w:t xml:space="preserve">, integrated with a PostgreSQL database and hosted on </w:t>
+      </w:r>
+      <w:proofErr w:type="spellStart"/>
+      <w:r>
+        <w:rPr>
+          <w:color w:val="262626" w:themeColor="text1" w:themeTint="D9"/>
+          <w:lang w:val="en-US"/>
+        </w:rPr>
+        <w:t>Vercel</w:t>
+      </w:r>
+      <w:proofErr w:type="spellEnd"/>
+      <w:r>
+        <w:rPr>
+          <w:color w:val="262626" w:themeColor="text1" w:themeTint="D9"/>
+          <w:lang w:val="en-US"/>
+        </w:rPr>
+        <w:t>. The system reduced by 70% the time required for checking and inventorying weapons, vests, and ammunition, enabling full traceability and real-time auditing. I seek opportunities that value innovation, operational efficiency, and the practical application of data to solve real-world problems.</w:t>
       </w:r>
     </w:p>
     <w:p>
@@ -290,9 +324,76 @@
         <w:jc w:val="both"/>
         <w:rPr>
           <w:color w:val="262626" w:themeColor="text1" w:themeTint="D9"/>
-          <w:sz w:val="20"/>
-          <w:szCs w:val="20"/>
-          <w:lang w:val="pt-BR"/>
+          <w:lang w:val="en-US"/>
+        </w:rPr>
+      </w:pPr>
+      <w:r>
+        <w:rPr>
+          <w:color w:val="262626" w:themeColor="text1" w:themeTint="D9"/>
+          <w:lang w:val="en-US"/>
+        </w:rPr>
+        <w:t xml:space="preserve">Academic background includes a degree in Financial Management, an ongoing degree in Data Science from </w:t>
+      </w:r>
+      <w:proofErr w:type="spellStart"/>
+      <w:r>
+        <w:rPr>
+          <w:color w:val="262626" w:themeColor="text1" w:themeTint="D9"/>
+          <w:lang w:val="en-US"/>
+        </w:rPr>
+        <w:t>Faculdade</w:t>
+      </w:r>
+      <w:proofErr w:type="spellEnd"/>
+      <w:r>
+        <w:rPr>
+          <w:color w:val="262626" w:themeColor="text1" w:themeTint="D9"/>
+          <w:lang w:val="en-US"/>
+        </w:rPr>
+        <w:t xml:space="preserve"> </w:t>
+      </w:r>
+      <w:proofErr w:type="spellStart"/>
+      <w:r>
+        <w:rPr>
+          <w:color w:val="262626" w:themeColor="text1" w:themeTint="D9"/>
+          <w:lang w:val="en-US"/>
+        </w:rPr>
+        <w:t>Descomplica</w:t>
+      </w:r>
+      <w:proofErr w:type="spellEnd"/>
+      <w:r>
+        <w:rPr>
+          <w:color w:val="262626" w:themeColor="text1" w:themeTint="D9"/>
+          <w:lang w:val="en-US"/>
+        </w:rPr>
+        <w:t xml:space="preserve"> and an MBA from PUCRS with an emphasis on Artificial Intelligence, Big Data and Business. He has proficiency in Python and SQL, with practical experience in databases such as PostgreSQL, Access and </w:t>
+      </w:r>
+      <w:proofErr w:type="spellStart"/>
+      <w:r>
+        <w:rPr>
+          <w:color w:val="262626" w:themeColor="text1" w:themeTint="D9"/>
+          <w:lang w:val="en-US"/>
+        </w:rPr>
+        <w:t>BigQuery</w:t>
+      </w:r>
+      <w:proofErr w:type="spellEnd"/>
+      <w:r>
+        <w:rPr>
+          <w:color w:val="262626" w:themeColor="text1" w:themeTint="D9"/>
+          <w:lang w:val="en-US"/>
+        </w:rPr>
+        <w:t>, as well as extensive fluency in data analysis with Power BI, Microsoft Excel, Google Sheets and Power Query. Experience in systems modeling, process automation and interactive data visualization.</w:t>
+      </w:r>
+    </w:p>
+    <w:p>
+      <w:pPr>
+        <w:pStyle w:val="Commarcadores"/>
+        <w:numPr>
+          <w:ilvl w:val="0"/>
+          <w:numId w:val="0"/>
+        </w:numPr>
+        <w:jc w:val="both"/>
+        <w:rPr>
+          <w:color w:val="262626" w:themeColor="text1" w:themeTint="D9"/>
+          <w:lang w:val="en-US"/>
         </w:rPr>
       </w:pPr>
     </w:p>
@@ -307,8 +408,8 @@
           <w:rFonts w:asciiTheme="majorHAnsi" w:hAnsiTheme="majorHAnsi"/>
           <w:b/>
           <w:bCs/>
-          <w:sz w:val="28"/>
-          <w:szCs w:val="28"/>
+          <w:sz w:val="32"/>
+          <w:szCs w:val="32"/>
           <w:lang w:val="pt-BR"/>
         </w:rPr>
       </w:pPr>
@@ -317,105 +418,216 @@
           <w:rFonts w:asciiTheme="majorHAnsi" w:hAnsiTheme="majorHAnsi"/>
           <w:b/>
           <w:bCs/>
-          <w:sz w:val="28"/>
-          <w:szCs w:val="28"/>
-          <w:lang w:val="pt-BR"/>
+          <w:sz w:val="32"/>
+          <w:szCs w:val="32"/>
         </w:rPr>
-        <w:t>EDUCATION</w:t>
+        <w:t>TRAINING</w:t>
       </w:r>
     </w:p>
     <w:p>
       <w:pPr>
         <w:pStyle w:val="Commarcadores"/>
-        <w:numPr>
-          <w:ilvl w:val="0"/>
-          <w:numId w:val="24"/>
-        </w:numPr>
-        <w:ind w:left="360"/>
         <w:rPr>
-          <w:sz w:val="20"/>
-          <w:szCs w:val="20"/>
-          <w:lang w:val="pt-BR"/>
+          <w:rFonts w:asciiTheme="majorHAnsi" w:hAnsiTheme="majorHAnsi"/>
+          <w:lang w:val="en-US"/>
         </w:rPr>
       </w:pPr>
       <w:r>
         <w:rPr>
-          <w:sz w:val="20"/>
-          <w:szCs w:val="20"/>
+          <w:rFonts w:asciiTheme="majorHAnsi" w:hAnsiTheme="majorHAnsi"/>
+          <w:b/>
+          <w:bCs/>
+          <w:lang w:val="en-US"/>
         </w:rPr>
-        <w:t>MBA in Data Science for Business – PUCRS – Expected completion date: 08/</w:t>
+        <w:t>MBA in Technology for Business – Pontifical Catholic University of Rio Grande do Sul (PUCRS)</w:t>
       </w:r>
       <w:r>
         <w:rPr>
-          <w:sz w:val="20"/>
-          <w:szCs w:val="20"/>
+          <w:rFonts w:asciiTheme="majorHAnsi" w:hAnsiTheme="majorHAnsi"/>
+          <w:lang w:val="en-US"/>
         </w:rPr>
-        <w:t>20</w:t>
+        <w:br/>
       </w:r>
       <w:r>
         <w:rPr>
-          <w:sz w:val="20"/>
-          <w:szCs w:val="20"/>
+          <w:rFonts w:asciiTheme="majorHAnsi" w:hAnsiTheme="majorHAnsi"/>
+          <w:i/>
+          <w:iCs/>
+          <w:lang w:val="en-US"/>
         </w:rPr>
-        <w:t>25</w:t>
+        <w:t>Expected completion: Aug/2025</w:t>
+      </w:r>
+      <w:r>
+        <w:rPr>
+          <w:rFonts w:asciiTheme="majorHAnsi" w:hAnsiTheme="majorHAnsi"/>
+          <w:lang w:val="en-US"/>
+        </w:rPr>
+        <w:br/>
+        <w:t>Focus on applications of Artificial Intelligence, Big Data and Data Science in the strategic and business context. Emphasis on digital ethics, data-driven business modeling, and analytical storytelling.</w:t>
       </w:r>
     </w:p>
     <w:p>
       <w:pPr>
         <w:pStyle w:val="Commarcadores"/>
-        <w:numPr>
-          <w:ilvl w:val="0"/>
-          <w:numId w:val="24"/>
-        </w:numPr>
-        <w:ind w:left="360"/>
         <w:rPr>
-          <w:sz w:val="20"/>
-          <w:szCs w:val="20"/>
-          <w:lang w:val="pt-BR"/>
+          <w:rFonts w:asciiTheme="majorHAnsi" w:hAnsiTheme="majorHAnsi"/>
+          <w:lang w:val="en-US"/>
         </w:rPr>
       </w:pPr>
       <w:r>
         <w:rPr>
-          <w:sz w:val="20"/>
-          <w:szCs w:val="20"/>
+          <w:rFonts w:asciiTheme="majorHAnsi" w:hAnsiTheme="majorHAnsi"/>
+          <w:b/>
+          <w:bCs/>
+          <w:lang w:val="en-US"/>
         </w:rPr>
-        <w:t>Bachelor's Degree in Data Science - Descomplica Faculdade Digital – Expected completion date: 06/</w:t>
+        <w:t xml:space="preserve">Technologist in Data Science – </w:t>
+      </w:r>
+      <w:proofErr w:type="spellStart"/>
+      <w:r>
+        <w:rPr>
+          <w:rFonts w:asciiTheme="majorHAnsi" w:hAnsiTheme="majorHAnsi"/>
+          <w:b/>
+          <w:bCs/>
+          <w:lang w:val="en-US"/>
+        </w:rPr>
+        <w:t>Faculdade</w:t>
+      </w:r>
+      <w:proofErr w:type="spellEnd"/>
+      <w:r>
+        <w:rPr>
+          <w:rFonts w:asciiTheme="majorHAnsi" w:hAnsiTheme="majorHAnsi"/>
+          <w:b/>
+          <w:bCs/>
+          <w:lang w:val="en-US"/>
+        </w:rPr>
+        <w:t xml:space="preserve"> </w:t>
+      </w:r>
+      <w:proofErr w:type="spellStart"/>
+      <w:r>
+        <w:rPr>
+          <w:rFonts w:asciiTheme="majorHAnsi" w:hAnsiTheme="majorHAnsi"/>
+          <w:b/>
+          <w:bCs/>
+          <w:lang w:val="en-US"/>
+        </w:rPr>
+        <w:t>Descomplica</w:t>
+      </w:r>
+      <w:proofErr w:type="spellEnd"/>
+      <w:r>
+        <w:rPr>
+          <w:rFonts w:asciiTheme="majorHAnsi" w:hAnsiTheme="majorHAnsi"/>
+          <w:b/>
+          <w:bCs/>
+          <w:lang w:val="en-US"/>
+        </w:rPr>
+        <w:t xml:space="preserve"> Digital</w:t>
       </w:r>
       <w:r>
         <w:rPr>
-          <w:sz w:val="20"/>
-          <w:szCs w:val="20"/>
+          <w:rFonts w:asciiTheme="majorHAnsi" w:hAnsiTheme="majorHAnsi"/>
+          <w:lang w:val="en-US"/>
         </w:rPr>
-        <w:t>20</w:t>
+        <w:br/>
       </w:r>
       <w:r>
         <w:rPr>
-          <w:sz w:val="20"/>
-          <w:szCs w:val="20"/>
+          <w:rFonts w:asciiTheme="majorHAnsi" w:hAnsiTheme="majorHAnsi"/>
+          <w:i/>
+          <w:iCs/>
+          <w:lang w:val="en-US"/>
         </w:rPr>
-        <w:t>25</w:t>
+        <w:t>Expected completion: Jul/2025</w:t>
+      </w:r>
+      <w:r>
+        <w:rPr>
+          <w:rFonts w:asciiTheme="majorHAnsi" w:hAnsiTheme="majorHAnsi"/>
+          <w:lang w:val="en-US"/>
+        </w:rPr>
+        <w:br/>
+        <w:t>Scope in statistics, data modeling, applied computing and artificial intelligence. Training focused on the practical analysis of large volumes of data and evidence-based decision-making.</w:t>
       </w:r>
     </w:p>
     <w:p>
       <w:pPr>
         <w:pStyle w:val="Commarcadores"/>
-        <w:numPr>
-          <w:ilvl w:val="0"/>
-          <w:numId w:val="24"/>
-        </w:numPr>
-        <w:ind w:left="360"/>
         <w:rPr>
-          <w:sz w:val="20"/>
-          <w:szCs w:val="20"/>
-          <w:lang w:val="pt-BR"/>
+          <w:rFonts w:asciiTheme="majorHAnsi" w:hAnsiTheme="majorHAnsi"/>
+          <w:lang w:val="en-US"/>
         </w:rPr>
       </w:pPr>
       <w:r>
         <w:rPr>
-          <w:sz w:val="20"/>
-          <w:szCs w:val="20"/>
+          <w:rFonts w:asciiTheme="majorHAnsi" w:hAnsiTheme="majorHAnsi"/>
+          <w:b/>
+          <w:bCs/>
+          <w:lang w:val="en-US"/>
         </w:rPr>
-        <w:t>Bachelor's Degree in Financial Management - Faculdade Estácio – Conclusion in: 01/2024</w:t>
+        <w:t xml:space="preserve">Technologist in Financial Management – </w:t>
+      </w:r>
+      <w:proofErr w:type="spellStart"/>
+      <w:r>
+        <w:rPr>
+          <w:rFonts w:asciiTheme="majorHAnsi" w:hAnsiTheme="majorHAnsi"/>
+          <w:b/>
+          <w:bCs/>
+          <w:lang w:val="en-US"/>
+        </w:rPr>
+        <w:t>Faculdade</w:t>
+      </w:r>
+      <w:proofErr w:type="spellEnd"/>
+      <w:r>
+        <w:rPr>
+          <w:rFonts w:asciiTheme="majorHAnsi" w:hAnsiTheme="majorHAnsi"/>
+          <w:b/>
+          <w:bCs/>
+          <w:lang w:val="en-US"/>
+        </w:rPr>
+        <w:t xml:space="preserve"> </w:t>
+      </w:r>
+      <w:proofErr w:type="spellStart"/>
+      <w:r>
+        <w:rPr>
+          <w:rFonts w:asciiTheme="majorHAnsi" w:hAnsiTheme="majorHAnsi"/>
+          <w:b/>
+          <w:bCs/>
+          <w:lang w:val="en-US"/>
+        </w:rPr>
+        <w:t>Estácio</w:t>
+      </w:r>
+      <w:proofErr w:type="spellEnd"/>
+      <w:r>
+        <w:rPr>
+          <w:rFonts w:asciiTheme="majorHAnsi" w:hAnsiTheme="majorHAnsi"/>
+          <w:b/>
+          <w:bCs/>
+          <w:lang w:val="en-US"/>
+        </w:rPr>
+        <w:t xml:space="preserve"> de Sá</w:t>
+      </w:r>
+      <w:r>
+        <w:rPr>
+          <w:rFonts w:asciiTheme="majorHAnsi" w:hAnsiTheme="majorHAnsi"/>
+          <w:lang w:val="en-US"/>
+        </w:rPr>
+        <w:br/>
+      </w:r>
+      <w:r>
+        <w:rPr>
+          <w:rFonts w:asciiTheme="majorHAnsi" w:hAnsiTheme="majorHAnsi"/>
+          <w:i/>
+          <w:iCs/>
+          <w:lang w:val="en-US"/>
+        </w:rPr>
+        <w:t>Completed in Jan/2024</w:t>
+      </w:r>
+      <w:r>
+        <w:rPr>
+          <w:rFonts w:asciiTheme="majorHAnsi" w:hAnsiTheme="majorHAnsi"/>
+          <w:lang w:val="en-US"/>
+        </w:rPr>
+        <w:br/>
+        <w:t>Training in budget planning, financial control, project feasibility assessment and fundamentals of economics. Essential basis for integration between data, finance and operational strategy.</w:t>
       </w:r>
     </w:p>
     <w:p>
@@ -427,9 +639,7 @@
         </w:numPr>
         <w:rPr>
           <w:rFonts w:asciiTheme="majorHAnsi" w:hAnsiTheme="majorHAnsi"/>
-          <w:sz w:val="20"/>
-          <w:szCs w:val="20"/>
-          <w:lang w:val="pt-BR"/>
+          <w:lang w:val="en-US"/>
         </w:rPr>
       </w:pPr>
     </w:p>
@@ -444,9 +654,9 @@
           <w:rFonts w:asciiTheme="majorHAnsi" w:hAnsiTheme="majorHAnsi"/>
           <w:b/>
           <w:bCs/>
-          <w:sz w:val="28"/>
-          <w:szCs w:val="28"/>
-          <w:lang w:val="pt-BR"/>
+          <w:sz w:val="32"/>
+          <w:szCs w:val="32"/>
+          <w:lang w:val="en-US"/>
         </w:rPr>
       </w:pPr>
       <w:r>
@@ -454,20 +664,11 @@
           <w:rFonts w:asciiTheme="majorHAnsi" w:hAnsiTheme="majorHAnsi"/>
           <w:b/>
           <w:bCs/>
-          <w:sz w:val="28"/>
-          <w:szCs w:val="28"/>
+          <w:sz w:val="32"/>
+          <w:szCs w:val="32"/>
+          <w:lang w:val="en-US"/>
         </w:rPr>
-        <w:t xml:space="preserve">WORK </w:t>
-      </w:r>
-      <w:r>
-        <w:rPr>
-          <w:rFonts w:asciiTheme="majorHAnsi" w:hAnsiTheme="majorHAnsi"/>
-          <w:b/>
-          <w:bCs/>
-          <w:sz w:val="28"/>
-          <w:szCs w:val="28"/>
-        </w:rPr>
-        <w:t>EXPERIENCE</w:t>
+        <w:t>PROFESSIONAL EXPERIENCE</w:t>
       </w:r>
     </w:p>
     <w:p>
@@ -479,16 +680,13 @@
         </w:numPr>
         <w:rPr>
           <w:rFonts w:asciiTheme="majorHAnsi" w:hAnsiTheme="majorHAnsi"/>
-          <w:sz w:val="20"/>
-          <w:szCs w:val="20"/>
-          <w:lang w:val="pt-BR"/>
+          <w:lang w:val="en-US"/>
         </w:rPr>
       </w:pPr>
       <w:r>
         <w:rPr>
           <w:rFonts w:asciiTheme="majorHAnsi" w:hAnsiTheme="majorHAnsi"/>
-          <w:sz w:val="20"/>
-          <w:szCs w:val="20"/>
+          <w:lang w:val="en-US"/>
         </w:rPr>
         <w:t>MILITARY POLICE OF THE STATE OF SÃO PAULO – 12/05/2018 to the present date.</w:t>
       </w:r>
@@ -502,133 +700,29 @@
         </w:numPr>
         <w:rPr>
           <w:rFonts w:asciiTheme="majorHAnsi" w:hAnsiTheme="majorHAnsi"/>
-          <w:sz w:val="20"/>
-          <w:szCs w:val="20"/>
-          <w:lang w:val="pt-BR"/>
+          <w:lang w:val="en-US"/>
         </w:rPr>
       </w:pPr>
       <w:r>
         <w:rPr>
           <w:rFonts w:asciiTheme="majorHAnsi" w:hAnsiTheme="majorHAnsi"/>
-          <w:sz w:val="20"/>
-          <w:szCs w:val="20"/>
+          <w:lang w:val="en-US"/>
         </w:rPr>
-        <w:t xml:space="preserve">Member of the </w:t>
+        <w:t xml:space="preserve">Data Scientist &amp; Analyst | Member of </w:t>
       </w:r>
       <w:r>
         <w:rPr>
           <w:rFonts w:asciiTheme="majorHAnsi" w:hAnsiTheme="majorHAnsi"/>
-          <w:sz w:val="20"/>
-          <w:szCs w:val="20"/>
+          <w:lang w:val="en-US"/>
         </w:rPr>
-        <w:t xml:space="preserve">Defense Materials </w:t>
+        <w:t xml:space="preserve">Center for Armament and Tactical Logistics </w:t>
       </w:r>
       <w:r>
         <w:rPr>
           <w:rFonts w:asciiTheme="majorHAnsi" w:hAnsiTheme="majorHAnsi"/>
-          <w:sz w:val="20"/>
-          <w:szCs w:val="20"/>
+          <w:lang w:val="en-US"/>
         </w:rPr>
-        <w:t>Center (</w:t>
-      </w:r>
-      <w:r>
-        <w:rPr>
-          <w:rFonts w:asciiTheme="majorHAnsi" w:hAnsiTheme="majorHAnsi"/>
-          <w:sz w:val="20"/>
-          <w:szCs w:val="20"/>
-        </w:rPr>
-        <w:t>DMC</w:t>
-      </w:r>
-      <w:r>
-        <w:rPr>
-          <w:rFonts w:asciiTheme="majorHAnsi" w:hAnsiTheme="majorHAnsi"/>
-          <w:sz w:val="20"/>
-          <w:szCs w:val="20"/>
-        </w:rPr>
-        <w:t>)</w:t>
-      </w:r>
-    </w:p>
-    <w:p>
-      <w:pPr>
-        <w:pStyle w:val="Commarcadores"/>
-        <w:rPr>
-          <w:rFonts w:asciiTheme="majorHAnsi" w:hAnsiTheme="majorHAnsi"/>
-          <w:b/>
-          <w:bCs/>
-          <w:sz w:val="20"/>
-          <w:szCs w:val="20"/>
-          <w:lang w:val="pt-BR"/>
-        </w:rPr>
-      </w:pPr>
-      <w:r>
-        <w:rPr>
-          <w:rFonts w:asciiTheme="majorHAnsi" w:hAnsiTheme="majorHAnsi"/>
-          <w:b/>
-          <w:bCs/>
-          <w:sz w:val="20"/>
-          <w:szCs w:val="20"/>
-        </w:rPr>
-        <w:t>Work at the</w:t>
-      </w:r>
-      <w:r>
-        <w:rPr>
-          <w:rFonts w:asciiTheme="majorHAnsi" w:hAnsiTheme="majorHAnsi"/>
-          <w:b/>
-          <w:bCs/>
-          <w:sz w:val="20"/>
-          <w:szCs w:val="20"/>
-        </w:rPr>
-        <w:t xml:space="preserve"> Defense</w:t>
-      </w:r>
-      <w:r>
-        <w:rPr>
-          <w:rFonts w:asciiTheme="majorHAnsi" w:hAnsiTheme="majorHAnsi"/>
-          <w:b/>
-          <w:bCs/>
-          <w:sz w:val="20"/>
-          <w:szCs w:val="20"/>
-        </w:rPr>
-        <w:t xml:space="preserve"> Material</w:t>
-      </w:r>
-      <w:r>
-        <w:rPr>
-          <w:rFonts w:asciiTheme="majorHAnsi" w:hAnsiTheme="majorHAnsi"/>
-          <w:b/>
-          <w:bCs/>
-          <w:sz w:val="20"/>
-          <w:szCs w:val="20"/>
-        </w:rPr>
-        <w:t>s</w:t>
-      </w:r>
-      <w:r>
-        <w:rPr>
-          <w:rFonts w:asciiTheme="majorHAnsi" w:hAnsiTheme="majorHAnsi"/>
-          <w:b/>
-          <w:bCs/>
-          <w:sz w:val="20"/>
-          <w:szCs w:val="20"/>
-        </w:rPr>
-        <w:t xml:space="preserve"> Center (</w:t>
-      </w:r>
-      <w:r>
-        <w:rPr>
-          <w:rFonts w:asciiTheme="majorHAnsi" w:hAnsiTheme="majorHAnsi"/>
-          <w:b/>
-          <w:bCs/>
-          <w:sz w:val="20"/>
-          <w:szCs w:val="20"/>
-        </w:rPr>
-        <w:t>DMC</w:t>
-      </w:r>
-      <w:r>
-        <w:rPr>
-          <w:rFonts w:asciiTheme="majorHAnsi" w:hAnsiTheme="majorHAnsi"/>
-          <w:b/>
-          <w:bCs/>
-          <w:sz w:val="20"/>
-          <w:szCs w:val="20"/>
-        </w:rPr>
-        <w:t>):</w:t>
+        <w:t>(CMB)</w:t>
       </w:r>
     </w:p>
     <w:p>
@@ -638,37 +732,47 @@
           <w:ilvl w:val="0"/>
           <w:numId w:val="0"/>
         </w:numPr>
-        <w:ind w:left="360"/>
         <w:rPr>
           <w:rFonts w:asciiTheme="majorHAnsi" w:hAnsiTheme="majorHAnsi"/>
-          <w:sz w:val="20"/>
-          <w:szCs w:val="20"/>
-          <w:lang w:val="pt-BR"/>
+          <w:lang w:val="en-US"/>
         </w:rPr>
       </w:pPr>
       <w:r>
         <w:rPr>
           <w:rFonts w:asciiTheme="majorHAnsi" w:hAnsiTheme="majorHAnsi"/>
-          <w:sz w:val="20"/>
-          <w:szCs w:val="20"/>
+          <w:lang w:val="en-US"/>
         </w:rPr>
-        <w:t xml:space="preserve">Active participation in critical operations and management of </w:t>
+        <w:t xml:space="preserve">Strategic performance in the area of data science applied to the logistics management of the Military Police of the State of São Paulo. Responsible for the complete development of </w:t>
       </w:r>
       <w:r>
         <w:rPr>
           <w:rFonts w:asciiTheme="majorHAnsi" w:hAnsiTheme="majorHAnsi"/>
-          <w:sz w:val="20"/>
-          <w:szCs w:val="20"/>
+          <w:b/>
+          <w:bCs/>
+          <w:lang w:val="en-US"/>
         </w:rPr>
-        <w:t xml:space="preserve">military </w:t>
+        <w:t>BELLUM</w:t>
       </w:r>
       <w:r>
         <w:rPr>
           <w:rFonts w:asciiTheme="majorHAnsi" w:hAnsiTheme="majorHAnsi"/>
-          <w:sz w:val="20"/>
-          <w:szCs w:val="20"/>
+          <w:lang w:val="en-US"/>
         </w:rPr>
-        <w:t>materials, ensuring compliance with safety standards and institutional regulations.</w:t>
+        <w:t xml:space="preserve">, a proprietary system for the control and tracking of war materials and tactical equipment, used at the </w:t>
+      </w:r>
+      <w:r>
+        <w:rPr>
+          <w:rFonts w:asciiTheme="majorHAnsi" w:hAnsiTheme="majorHAnsi"/>
+          <w:lang w:val="en-US"/>
+        </w:rPr>
+        <w:t xml:space="preserve">Center for Armament and Tactical Logistics </w:t>
+      </w:r>
+      <w:r>
+        <w:rPr>
+          <w:rFonts w:asciiTheme="majorHAnsi" w:hAnsiTheme="majorHAnsi"/>
+          <w:lang w:val="en-US"/>
+        </w:rPr>
+        <w:t>(CMB). The solution was designed to digitize processes, ensure full traceability of weapons, ammunition and vests, in addition to increasing operational efficiency and institutional security.</w:t>
       </w:r>
     </w:p>
     <w:p>
@@ -678,32 +782,9 @@
           <w:ilvl w:val="0"/>
           <w:numId w:val="0"/>
         </w:numPr>
-        <w:ind w:left="360"/>
+        <w:ind w:left="360" w:hanging="360"/>
         <w:rPr>
           <w:rFonts w:asciiTheme="majorHAnsi" w:hAnsiTheme="majorHAnsi"/>
-          <w:sz w:val="20"/>
-          <w:szCs w:val="20"/>
-          <w:lang w:val="pt-BR"/>
-        </w:rPr>
-      </w:pPr>
-      <w:r>
-        <w:rPr>
-          <w:rFonts w:asciiTheme="majorHAnsi" w:hAnsiTheme="majorHAnsi"/>
-          <w:sz w:val="20"/>
-          <w:szCs w:val="20"/>
-        </w:rPr>
-        <w:t>Coordination with various teams, including Logistics, Human Resources and Finance, to ensure efficient process flow and interdepartmental integration.</w:t>
-      </w:r>
-    </w:p>
-    <w:p>
-      <w:pPr>
-        <w:pStyle w:val="Commarcadores"/>
-        <w:rPr>
-          <w:rFonts w:asciiTheme="majorHAnsi" w:hAnsiTheme="majorHAnsi"/>
-          <w:b/>
-          <w:bCs/>
-          <w:sz w:val="20"/>
-          <w:szCs w:val="20"/>
           <w:lang w:val="pt-BR"/>
         </w:rPr>
       </w:pPr>
@@ -712,10 +793,262 @@
           <w:rFonts w:asciiTheme="majorHAnsi" w:hAnsiTheme="majorHAnsi"/>
           <w:b/>
           <w:bCs/>
-          <w:sz w:val="20"/>
-          <w:szCs w:val="20"/>
         </w:rPr>
-        <w:t>Preparation and Management of Documentation:</w:t>
+        <w:t>Main contributions:</w:t>
+      </w:r>
+    </w:p>
+    <w:p>
+      <w:pPr>
+        <w:pStyle w:val="Commarcadores"/>
+        <w:numPr>
+          <w:ilvl w:val="0"/>
+          <w:numId w:val="25"/>
+        </w:numPr>
+        <w:rPr>
+          <w:rFonts w:asciiTheme="majorHAnsi" w:hAnsiTheme="majorHAnsi"/>
+          <w:lang w:val="en-US"/>
+        </w:rPr>
+      </w:pPr>
+      <w:r>
+        <w:rPr>
+          <w:rFonts w:asciiTheme="majorHAnsi" w:hAnsiTheme="majorHAnsi"/>
+          <w:b/>
+          <w:bCs/>
+          <w:lang w:val="en-US"/>
+        </w:rPr>
+        <w:t>Development and implementation of the BELLUM system</w:t>
+      </w:r>
+      <w:r>
+        <w:rPr>
+          <w:rFonts w:asciiTheme="majorHAnsi" w:hAnsiTheme="majorHAnsi"/>
+          <w:lang w:val="en-US"/>
+        </w:rPr>
+        <w:t xml:space="preserve">, using modern technologies such as </w:t>
+      </w:r>
+      <w:r>
+        <w:rPr>
+          <w:rFonts w:asciiTheme="majorHAnsi" w:hAnsiTheme="majorHAnsi"/>
+          <w:b/>
+          <w:bCs/>
+          <w:lang w:val="en-US"/>
+        </w:rPr>
+        <w:t xml:space="preserve">Next.js, React, TypeScript, </w:t>
+      </w:r>
+      <w:proofErr w:type="spellStart"/>
+      <w:r>
+        <w:rPr>
+          <w:rFonts w:asciiTheme="majorHAnsi" w:hAnsiTheme="majorHAnsi"/>
+          <w:b/>
+          <w:bCs/>
+          <w:lang w:val="en-US"/>
+        </w:rPr>
+        <w:t>Supabase</w:t>
+      </w:r>
+      <w:proofErr w:type="spellEnd"/>
+      <w:r>
+        <w:rPr>
+          <w:rFonts w:asciiTheme="majorHAnsi" w:hAnsiTheme="majorHAnsi"/>
+          <w:b/>
+          <w:bCs/>
+          <w:lang w:val="en-US"/>
+        </w:rPr>
+        <w:t xml:space="preserve">, PostgreSQL and </w:t>
+      </w:r>
+      <w:proofErr w:type="spellStart"/>
+      <w:r>
+        <w:rPr>
+          <w:rFonts w:asciiTheme="majorHAnsi" w:hAnsiTheme="majorHAnsi"/>
+          <w:b/>
+          <w:bCs/>
+          <w:lang w:val="en-US"/>
+        </w:rPr>
+        <w:t>Vercel</w:t>
+      </w:r>
+      <w:proofErr w:type="spellEnd"/>
+      <w:r>
+        <w:rPr>
+          <w:rFonts w:asciiTheme="majorHAnsi" w:hAnsiTheme="majorHAnsi"/>
+          <w:lang w:val="en-US"/>
+        </w:rPr>
+        <w:t xml:space="preserve">, promoting process automation, real-time auditing and integration with external tools (such as </w:t>
+      </w:r>
+      <w:proofErr w:type="spellStart"/>
+      <w:r>
+        <w:rPr>
+          <w:rFonts w:asciiTheme="majorHAnsi" w:hAnsiTheme="majorHAnsi"/>
+          <w:lang w:val="en-US"/>
+        </w:rPr>
+        <w:t>AutoCofin</w:t>
+      </w:r>
+      <w:proofErr w:type="spellEnd"/>
+      <w:r>
+        <w:rPr>
+          <w:rFonts w:asciiTheme="majorHAnsi" w:hAnsiTheme="majorHAnsi"/>
+          <w:lang w:val="en-US"/>
+        </w:rPr>
+        <w:t>).</w:t>
+      </w:r>
+    </w:p>
+    <w:p>
+      <w:pPr>
+        <w:pStyle w:val="Commarcadores"/>
+        <w:numPr>
+          <w:ilvl w:val="0"/>
+          <w:numId w:val="25"/>
+        </w:numPr>
+        <w:rPr>
+          <w:rFonts w:asciiTheme="majorHAnsi" w:hAnsiTheme="majorHAnsi"/>
+          <w:lang w:val="en-US"/>
+        </w:rPr>
+      </w:pPr>
+      <w:r>
+        <w:rPr>
+          <w:rFonts w:asciiTheme="majorHAnsi" w:hAnsiTheme="majorHAnsi"/>
+          <w:b/>
+          <w:bCs/>
+          <w:lang w:val="en-US"/>
+        </w:rPr>
+        <w:t>Analysis and modeling of logistics data</w:t>
+      </w:r>
+      <w:r>
+        <w:rPr>
+          <w:rFonts w:asciiTheme="majorHAnsi" w:hAnsiTheme="majorHAnsi"/>
+          <w:lang w:val="en-US"/>
+        </w:rPr>
+        <w:t>, with a focus on inventory optimization, control of material expiration, demand predictability and generation of strategic management reports.</w:t>
+      </w:r>
+    </w:p>
+    <w:p>
+      <w:pPr>
+        <w:pStyle w:val="Commarcadores"/>
+        <w:numPr>
+          <w:ilvl w:val="0"/>
+          <w:numId w:val="25"/>
+        </w:numPr>
+        <w:rPr>
+          <w:rFonts w:asciiTheme="majorHAnsi" w:hAnsiTheme="majorHAnsi"/>
+          <w:lang w:val="en-US"/>
+        </w:rPr>
+      </w:pPr>
+      <w:r>
+        <w:rPr>
+          <w:rFonts w:asciiTheme="majorHAnsi" w:hAnsiTheme="majorHAnsi"/>
+          <w:b/>
+          <w:bCs/>
+          <w:lang w:val="en-US"/>
+        </w:rPr>
+        <w:t>Data management and visualization</w:t>
+      </w:r>
+      <w:r>
+        <w:rPr>
+          <w:rFonts w:asciiTheme="majorHAnsi" w:hAnsiTheme="majorHAnsi"/>
+          <w:lang w:val="en-US"/>
+        </w:rPr>
+        <w:t xml:space="preserve"> using </w:t>
+      </w:r>
+      <w:r>
+        <w:rPr>
+          <w:rFonts w:asciiTheme="majorHAnsi" w:hAnsiTheme="majorHAnsi"/>
+          <w:b/>
+          <w:bCs/>
+          <w:lang w:val="en-US"/>
+        </w:rPr>
+        <w:t>Python, SQL, Power BI, advanced Excel and Power Query</w:t>
+      </w:r>
+      <w:r>
+        <w:rPr>
+          <w:rFonts w:asciiTheme="majorHAnsi" w:hAnsiTheme="majorHAnsi"/>
+          <w:lang w:val="en-US"/>
+        </w:rPr>
+        <w:t>, supporting high-impact operational decisions.</w:t>
+      </w:r>
+    </w:p>
+    <w:p>
+      <w:pPr>
+        <w:pStyle w:val="Commarcadores"/>
+        <w:numPr>
+          <w:ilvl w:val="0"/>
+          <w:numId w:val="25"/>
+        </w:numPr>
+        <w:rPr>
+          <w:rFonts w:asciiTheme="majorHAnsi" w:hAnsiTheme="majorHAnsi"/>
+          <w:lang w:val="en-US"/>
+        </w:rPr>
+      </w:pPr>
+      <w:r>
+        <w:rPr>
+          <w:rFonts w:asciiTheme="majorHAnsi" w:hAnsiTheme="majorHAnsi"/>
+          <w:b/>
+          <w:bCs/>
+          <w:lang w:val="en-US"/>
+        </w:rPr>
+        <w:t>Improvement of internal flows</w:t>
+      </w:r>
+      <w:r>
+        <w:rPr>
+          <w:rFonts w:asciiTheme="majorHAnsi" w:hAnsiTheme="majorHAnsi"/>
+          <w:lang w:val="en-US"/>
+        </w:rPr>
+        <w:t>, including the mapping and automation of inbound, outbound, picking, and inventory movements, reducing the execution time of these processes by more than 70%.</w:t>
+      </w:r>
+    </w:p>
+    <w:p>
+      <w:pPr>
+        <w:pStyle w:val="Commarcadores"/>
+        <w:numPr>
+          <w:ilvl w:val="0"/>
+          <w:numId w:val="25"/>
+        </w:numPr>
+        <w:rPr>
+          <w:rFonts w:asciiTheme="majorHAnsi" w:hAnsiTheme="majorHAnsi"/>
+          <w:lang w:val="en-US"/>
+        </w:rPr>
+      </w:pPr>
+      <w:r>
+        <w:rPr>
+          <w:rFonts w:asciiTheme="majorHAnsi" w:hAnsiTheme="majorHAnsi"/>
+          <w:b/>
+          <w:bCs/>
+          <w:lang w:val="en-US"/>
+        </w:rPr>
+        <w:t>Cross-sector collaboration</w:t>
+      </w:r>
+      <w:r>
+        <w:rPr>
+          <w:rFonts w:asciiTheme="majorHAnsi" w:hAnsiTheme="majorHAnsi"/>
+          <w:lang w:val="en-US"/>
+        </w:rPr>
+        <w:t xml:space="preserve"> with areas such as Logistics, Human Resources, Heritage, and Finance to ensure the systemic integration and governance of the data generated in the sector.</w:t>
+      </w:r>
+    </w:p>
+    <w:p>
+      <w:pPr>
+        <w:pStyle w:val="Commarcadores"/>
+        <w:numPr>
+          <w:ilvl w:val="0"/>
+          <w:numId w:val="25"/>
+        </w:numPr>
+        <w:rPr>
+          <w:rFonts w:asciiTheme="majorHAnsi" w:hAnsiTheme="majorHAnsi"/>
+          <w:lang w:val="en-US"/>
+        </w:rPr>
+      </w:pPr>
+      <w:r>
+        <w:rPr>
+          <w:rFonts w:asciiTheme="majorHAnsi" w:hAnsiTheme="majorHAnsi"/>
+          <w:b/>
+          <w:bCs/>
+          <w:lang w:val="en-US"/>
+        </w:rPr>
+        <w:lastRenderedPageBreak/>
+        <w:t>Development of training and technical and functional documentation</w:t>
+      </w:r>
+      <w:r>
+        <w:rPr>
+          <w:rFonts w:asciiTheme="majorHAnsi" w:hAnsiTheme="majorHAnsi"/>
+          <w:lang w:val="en-US"/>
+        </w:rPr>
+        <w:t>, training users and promoting institutional adherence to the new digital solution.</w:t>
       </w:r>
     </w:p>
     <w:p>
@@ -725,64 +1058,17 @@
           <w:ilvl w:val="0"/>
           <w:numId w:val="0"/>
         </w:numPr>
-        <w:ind w:left="360"/>
         <w:rPr>
           <w:rFonts w:asciiTheme="majorHAnsi" w:hAnsiTheme="majorHAnsi"/>
-          <w:sz w:val="20"/>
-          <w:szCs w:val="20"/>
-          <w:lang w:val="pt-BR"/>
+          <w:lang w:val="en-US"/>
         </w:rPr>
       </w:pPr>
       <w:r>
         <w:rPr>
           <w:rFonts w:asciiTheme="majorHAnsi" w:hAnsiTheme="majorHAnsi"/>
-          <w:sz w:val="20"/>
-          <w:szCs w:val="20"/>
+          <w:lang w:val="en-US"/>
         </w:rPr>
-        <w:t xml:space="preserve">Creation and maintenance of detailed spreadsheets and documentation that support the management and analysis of </w:t>
-      </w:r>
-      <w:r>
-        <w:rPr>
-          <w:rFonts w:asciiTheme="majorHAnsi" w:hAnsiTheme="majorHAnsi"/>
-          <w:sz w:val="20"/>
-          <w:szCs w:val="20"/>
-        </w:rPr>
-        <w:t xml:space="preserve">military </w:t>
-      </w:r>
-      <w:r>
-        <w:rPr>
-          <w:rFonts w:asciiTheme="majorHAnsi" w:hAnsiTheme="majorHAnsi"/>
-          <w:sz w:val="20"/>
-          <w:szCs w:val="20"/>
-        </w:rPr>
-        <w:t>materials</w:t>
-      </w:r>
-      <w:r>
-        <w:rPr>
-          <w:rFonts w:asciiTheme="majorHAnsi" w:hAnsiTheme="majorHAnsi"/>
-          <w:sz w:val="20"/>
-          <w:szCs w:val="20"/>
-        </w:rPr>
-        <w:t>,</w:t>
-      </w:r>
-      <w:r>
-        <w:t xml:space="preserve"> </w:t>
-      </w:r>
-      <w:r>
-        <w:rPr>
-          <w:rFonts w:asciiTheme="majorHAnsi" w:hAnsiTheme="majorHAnsi"/>
-          <w:sz w:val="20"/>
-          <w:szCs w:val="20"/>
-        </w:rPr>
-        <w:t>as well as the implementation of a database in the sector to improve logistics performance</w:t>
-      </w:r>
-      <w:r>
-        <w:rPr>
-          <w:rFonts w:asciiTheme="majorHAnsi" w:hAnsiTheme="majorHAnsi"/>
-          <w:sz w:val="20"/>
-          <w:szCs w:val="20"/>
-        </w:rPr>
-        <w:t>.</w:t>
+        <w:t>This performance combines deep operational knowledge of the police routine with technological expertise, consolidating the position of reference in innovation within the logistics structure of PMESP.</w:t>
       </w:r>
     </w:p>
     <w:p>
@@ -792,36 +1078,9 @@
           <w:ilvl w:val="0"/>
           <w:numId w:val="0"/>
         </w:numPr>
-        <w:ind w:left="360"/>
         <w:rPr>
           <w:rFonts w:asciiTheme="majorHAnsi" w:hAnsiTheme="majorHAnsi"/>
-          <w:sz w:val="20"/>
-          <w:szCs w:val="20"/>
-          <w:lang w:val="pt-BR"/>
-        </w:rPr>
-      </w:pPr>
-      <w:r>
-        <w:rPr>
-          <w:rFonts w:asciiTheme="majorHAnsi" w:hAnsiTheme="majorHAnsi"/>
-          <w:sz w:val="20"/>
-          <w:szCs w:val="20"/>
-        </w:rPr>
-        <w:t>Development of accurate and systematic reports to support strategic decision-making and analysis of industry performance.</w:t>
-      </w:r>
-    </w:p>
-    <w:p>
-      <w:pPr>
-        <w:pStyle w:val="Commarcadores"/>
-        <w:numPr>
-          <w:ilvl w:val="0"/>
-          <w:numId w:val="0"/>
-        </w:numPr>
-        <w:ind w:left="360"/>
-        <w:rPr>
-          <w:rFonts w:asciiTheme="majorHAnsi" w:hAnsiTheme="majorHAnsi"/>
-          <w:sz w:val="20"/>
-          <w:szCs w:val="20"/>
-          <w:lang w:val="pt-BR"/>
+          <w:lang w:val="en-US"/>
         </w:rPr>
       </w:pPr>
     </w:p>
@@ -835,9 +1094,7 @@
         <w:rPr>
           <w:b/>
           <w:bCs/>
-          <w:color w:val="262626" w:themeColor="text1" w:themeTint="D9"/>
-          <w:sz w:val="28"/>
-          <w:szCs w:val="28"/>
+          <w:lang w:val="pt-BR"/>
         </w:rPr>
       </w:pPr>
       <w:r>
@@ -845,10 +1102,117 @@
           <w:b/>
           <w:bCs/>
           <w:color w:val="262626" w:themeColor="text1" w:themeTint="D9"/>
-          <w:sz w:val="28"/>
-          <w:szCs w:val="28"/>
+          <w:sz w:val="32"/>
+          <w:szCs w:val="32"/>
         </w:rPr>
         <w:t xml:space="preserve">PROJECTS </w:t>
+      </w:r>
+    </w:p>
+    <w:p>
+      <w:pPr>
+        <w:pStyle w:val="Commarcadores"/>
+        <w:rPr>
+          <w:lang w:val="en-US"/>
+        </w:rPr>
+      </w:pPr>
+      <w:hyperlink r:id="rId11" w:history="1">
+        <w:r>
+          <w:rPr>
+            <w:rStyle w:val="Hyperlink"/>
+            <w:b/>
+            <w:bCs/>
+            <w:u w:val="none"/>
+            <w:lang w:val="en-US"/>
+          </w:rPr>
+          <w:t>BELLUM – Military and Logistics System</w:t>
+        </w:r>
+      </w:hyperlink>
+      <w:r>
+        <w:rPr>
+          <w:lang w:val="en-US"/>
+        </w:rPr>
+        <w:br/>
+        <w:t xml:space="preserve">Web system developed with </w:t>
+      </w:r>
+      <w:r>
+        <w:rPr>
+          <w:b/>
+          <w:bCs/>
+          <w:lang w:val="en-US"/>
+        </w:rPr>
+        <w:t xml:space="preserve">Next.js, React, TypeScript and </w:t>
+      </w:r>
+      <w:proofErr w:type="spellStart"/>
+      <w:r>
+        <w:rPr>
+          <w:b/>
+          <w:bCs/>
+          <w:lang w:val="en-US"/>
+        </w:rPr>
+        <w:t>Supabase</w:t>
+      </w:r>
+      <w:proofErr w:type="spellEnd"/>
+      <w:r>
+        <w:rPr>
+          <w:lang w:val="en-US"/>
+        </w:rPr>
+        <w:t xml:space="preserve"> for PMESP. Controls the stock of weapons, ammunition and vests in real time, with complete traceability, dashboards, automatic reports, alerts and control by user profile.</w:t>
+      </w:r>
+    </w:p>
+    <w:p>
+      <w:pPr>
+        <w:pStyle w:val="Commarcadores"/>
+        <w:rPr>
+          <w:lang w:val="en-US"/>
+        </w:rPr>
+      </w:pPr>
+      <w:hyperlink r:id="rId12" w:history="1">
+        <w:proofErr w:type="spellStart"/>
+        <w:r>
+          <w:rPr>
+            <w:rStyle w:val="Hyperlink"/>
+            <w:b/>
+            <w:bCs/>
+            <w:u w:val="none"/>
+            <w:lang w:val="en-US"/>
+          </w:rPr>
+          <w:t>AutoCofin</w:t>
+        </w:r>
+        <w:proofErr w:type="spellEnd"/>
+        <w:r>
+          <w:rPr>
+            <w:rStyle w:val="Hyperlink"/>
+            <w:b/>
+            <w:bCs/>
+            <w:u w:val="none"/>
+            <w:lang w:val="en-US"/>
+          </w:rPr>
+          <w:t xml:space="preserve"> – Movement Automation</w:t>
+        </w:r>
+      </w:hyperlink>
+      <w:r>
+        <w:rPr>
+          <w:lang w:val="en-US"/>
+        </w:rPr>
+        <w:br/>
+      </w:r>
+      <w:r>
+        <w:rPr>
+          <w:lang w:val="en-US"/>
+        </w:rPr>
+        <w:t xml:space="preserve">Python-based automation tool using Selenium </w:t>
+      </w:r>
+      <w:r>
+        <w:rPr>
+          <w:lang w:val="en-US"/>
+        </w:rPr>
+        <w:t xml:space="preserve">that automates insertions and removals of materials in the COFIN system of PMESP, from Excel spreadsheets. </w:t>
+      </w:r>
+      <w:r>
+        <w:rPr>
+          <w:lang w:val="en-US"/>
+        </w:rPr>
+        <w:t>Optimizes time and reduces operational failures.</w:t>
       </w:r>
     </w:p>
     <w:p>
@@ -863,20 +1227,16 @@
           <w:rFonts w:asciiTheme="majorHAnsi" w:hAnsiTheme="majorHAnsi"/>
           <w:b/>
           <w:bCs/>
-          <w:sz w:val="20"/>
-          <w:szCs w:val="20"/>
           <w:lang w:val="pt-BR"/>
         </w:rPr>
       </w:pPr>
-      <w:hyperlink r:id="rId10" w:history="1">
+      <w:hyperlink r:id="rId13" w:history="1">
         <w:r>
           <w:rPr>
             <w:rStyle w:val="Hyperlink"/>
             <w:rFonts w:asciiTheme="majorHAnsi" w:hAnsiTheme="majorHAnsi"/>
             <w:b/>
             <w:bCs/>
-            <w:sz w:val="20"/>
-            <w:szCs w:val="20"/>
             <w:u w:val="none"/>
           </w:rPr>
           <w:t>Google Capstone Project</w:t>
@@ -892,31 +1252,28 @@
         </w:numPr>
         <w:ind w:left="360"/>
         <w:rPr>
-          <w:sz w:val="20"/>
-          <w:szCs w:val="20"/>
-          <w:lang w:val="pt-BR"/>
+          <w:lang w:val="en-US"/>
         </w:rPr>
       </w:pPr>
       <w:r>
         <w:rPr>
-          <w:sz w:val="20"/>
-          <w:szCs w:val="20"/>
+          <w:lang w:val="en-US"/>
         </w:rPr>
-        <w:t>Data Analysis with 5 million entries</w:t>
+        <w:t xml:space="preserve">Data Analysis with 5 million entries. Exploratory and descriptive analysis of monthly data using Microsoft Excel; Data cleansing and statistical analysis with </w:t>
       </w:r>
+      <w:proofErr w:type="spellStart"/>
       <w:r>
         <w:rPr>
-          <w:sz w:val="20"/>
-          <w:szCs w:val="20"/>
+          <w:lang w:val="en-US"/>
         </w:rPr>
-        <w:t>;</w:t>
+        <w:t>MySql</w:t>
       </w:r>
+      <w:proofErr w:type="spellEnd"/>
       <w:r>
         <w:rPr>
-          <w:sz w:val="20"/>
-          <w:szCs w:val="20"/>
+          <w:lang w:val="en-US"/>
         </w:rPr>
-        <w:t xml:space="preserve"> Exploratory and descriptive analysis of monthly data using Microsoft Excel; Data cleansing and statistical analysis with MySql and Excel; Professional visualization using Microsoft Power Bi;</w:t>
+        <w:t xml:space="preserve"> and Excel; Professional visualization using Microsoft Power Bi;</w:t>
       </w:r>
     </w:p>
     <w:p>
@@ -931,74 +1288,16 @@
           <w:rFonts w:asciiTheme="majorHAnsi" w:hAnsiTheme="majorHAnsi"/>
           <w:b/>
           <w:bCs/>
-          <w:sz w:val="20"/>
-          <w:szCs w:val="20"/>
           <w:lang w:val="pt-BR"/>
         </w:rPr>
       </w:pPr>
-      <w:hyperlink r:id="rId11" w:history="1">
+      <w:hyperlink r:id="rId14" w:history="1">
         <w:r>
           <w:rPr>
             <w:rStyle w:val="Hyperlink"/>
             <w:rFonts w:asciiTheme="majorHAnsi" w:hAnsiTheme="majorHAnsi"/>
             <w:b/>
             <w:bCs/>
-            <w:sz w:val="20"/>
-            <w:szCs w:val="20"/>
-            <w:u w:val="none"/>
-          </w:rPr>
-          <w:t>Heart Problem Analysis</w:t>
-        </w:r>
-      </w:hyperlink>
-    </w:p>
-    <w:p>
-      <w:pPr>
-        <w:pStyle w:val="Commarcadores"/>
-        <w:numPr>
-          <w:ilvl w:val="0"/>
-          <w:numId w:val="0"/>
-        </w:numPr>
-        <w:ind w:left="360"/>
-        <w:rPr>
-          <w:sz w:val="20"/>
-          <w:szCs w:val="20"/>
-          <w:lang w:val="pt-BR"/>
-        </w:rPr>
-      </w:pPr>
-      <w:r>
-        <w:rPr>
-          <w:sz w:val="20"/>
-          <w:szCs w:val="20"/>
-        </w:rPr>
-        <w:t>A classification model was developed to try to identify which variables in a dataset of patients would be related to heart problems.</w:t>
-      </w:r>
-    </w:p>
-    <w:p>
-      <w:pPr>
-        <w:pStyle w:val="Commarcadores"/>
-        <w:numPr>
-          <w:ilvl w:val="0"/>
-          <w:numId w:val="23"/>
-        </w:numPr>
-        <w:ind w:left="360"/>
-        <w:rPr>
-          <w:rFonts w:asciiTheme="majorHAnsi" w:hAnsiTheme="majorHAnsi"/>
-          <w:b/>
-          <w:bCs/>
-          <w:sz w:val="20"/>
-          <w:szCs w:val="20"/>
-          <w:lang w:val="pt-BR"/>
-        </w:rPr>
-      </w:pPr>
-      <w:hyperlink r:id="rId12" w:history="1">
-        <w:r>
-          <w:rPr>
-            <w:rStyle w:val="Hyperlink"/>
-            <w:rFonts w:asciiTheme="majorHAnsi" w:hAnsiTheme="majorHAnsi"/>
-            <w:b/>
-            <w:bCs/>
-            <w:sz w:val="20"/>
-            <w:szCs w:val="20"/>
             <w:u w:val="none"/>
           </w:rPr>
           <w:t>Apartment Price Analysis</w:t>
@@ -1014,17 +1313,26 @@
         </w:numPr>
         <w:ind w:left="360"/>
         <w:rPr>
-          <w:sz w:val="20"/>
-          <w:szCs w:val="20"/>
-          <w:lang w:val="pt-BR"/>
+          <w:lang w:val="en-US"/>
         </w:rPr>
       </w:pPr>
       <w:r>
         <w:rPr>
-          <w:sz w:val="20"/>
-          <w:szCs w:val="20"/>
+          <w:lang w:val="en-US"/>
         </w:rPr>
-        <w:t>Machine learning project; creation of a model to predict the value of an apartment based on a dataset (model chosen was the random forests).</w:t>
+        <w:t xml:space="preserve">Machine learning </w:t>
+      </w:r>
+      <w:r>
+        <w:rPr>
+          <w:lang w:val="en-US"/>
+        </w:rPr>
+        <w:t>project:</w:t>
+      </w:r>
+      <w:r>
+        <w:rPr>
+          <w:lang w:val="en-US"/>
+        </w:rPr>
+        <w:t xml:space="preserve"> creation of a model to predict the value of an apartment based on a dataset (model chosen was the random forests).</w:t>
       </w:r>
     </w:p>
     <w:p>
@@ -1036,9 +1344,7 @@
         </w:numPr>
         <w:ind w:left="360" w:hanging="360"/>
         <w:rPr>
-          <w:sz w:val="20"/>
-          <w:szCs w:val="20"/>
-          <w:lang w:val="pt-BR"/>
+          <w:lang w:val="en-US"/>
         </w:rPr>
       </w:pPr>
     </w:p>
@@ -1053,8 +1359,8 @@
         <w:rPr>
           <w:b/>
           <w:bCs/>
-          <w:sz w:val="28"/>
-          <w:szCs w:val="28"/>
+          <w:sz w:val="32"/>
+          <w:szCs w:val="32"/>
           <w:lang w:val="pt-BR"/>
         </w:rPr>
       </w:pPr>
@@ -1062,8 +1368,8 @@
         <w:rPr>
           <w:b/>
           <w:bCs/>
-          <w:sz w:val="28"/>
-          <w:szCs w:val="28"/>
+          <w:sz w:val="32"/>
+          <w:szCs w:val="32"/>
         </w:rPr>
         <w:t>CERTIFICATIONS</w:t>
       </w:r>
@@ -1072,34 +1378,46 @@
       <w:pPr>
         <w:pStyle w:val="Commarcadores"/>
         <w:rPr>
-          <w:sz w:val="20"/>
-          <w:szCs w:val="20"/>
-          <w:lang w:val="pt-BR"/>
+          <w:lang w:val="en-US"/>
         </w:rPr>
       </w:pPr>
       <w:r>
         <w:rPr>
-          <w:sz w:val="20"/>
-          <w:szCs w:val="20"/>
+          <w:b/>
+          <w:bCs/>
+          <w:lang w:val="en-US"/>
         </w:rPr>
-        <w:t>Google Data Analytics Professional Certificate</w:t>
+        <w:t>Google Data Analytics Professional Certificate – Coursera</w:t>
+      </w:r>
+      <w:r>
+        <w:rPr>
+          <w:lang w:val="en-US"/>
+        </w:rPr>
+        <w:br/>
+        <w:t>International certification with an emphasis on fundamentals of data analysis, cleaning, visualization, use of tools such as SQL, Spreadsheets and Tableau, following Google's best practices.</w:t>
       </w:r>
     </w:p>
     <w:p>
       <w:pPr>
         <w:pStyle w:val="Commarcadores"/>
         <w:rPr>
-          <w:sz w:val="20"/>
-          <w:szCs w:val="20"/>
-          <w:lang w:val="pt-BR"/>
+          <w:lang w:val="en-US"/>
         </w:rPr>
       </w:pPr>
       <w:r>
         <w:rPr>
-          <w:sz w:val="20"/>
-          <w:szCs w:val="20"/>
+          <w:b/>
+          <w:bCs/>
+          <w:lang w:val="en-US"/>
         </w:rPr>
-        <w:t>Certification in Data Science and Analytics by Preditiva Analytics</w:t>
+        <w:t>Certification in Data Science and Analytics – Predictive Analytics</w:t>
+      </w:r>
+      <w:r>
+        <w:rPr>
+          <w:lang w:val="en-US"/>
+        </w:rPr>
+        <w:br/>
+        <w:t>Practical training in exploratory data analysis, application of supervised and unsupervised machine learning algorithms, and construction of interactive dashboards.</w:t>
       </w:r>
     </w:p>
     <w:p>
@@ -1111,8 +1429,7 @@
         </w:numPr>
         <w:ind w:left="360" w:hanging="360"/>
         <w:rPr>
-          <w:sz w:val="20"/>
-          <w:szCs w:val="20"/>
+          <w:lang w:val="en-US"/>
         </w:rPr>
       </w:pPr>
     </w:p>
@@ -1127,8 +1444,8 @@
         <w:rPr>
           <w:b/>
           <w:bCs/>
-          <w:sz w:val="28"/>
-          <w:szCs w:val="28"/>
+          <w:sz w:val="32"/>
+          <w:szCs w:val="32"/>
           <w:lang w:val="pt-BR"/>
         </w:rPr>
       </w:pPr>
@@ -1136,9 +1453,8 @@
         <w:rPr>
           <w:b/>
           <w:bCs/>
-          <w:sz w:val="28"/>
-          <w:szCs w:val="28"/>
-          <w:lang w:val="pt-BR"/>
+          <w:sz w:val="32"/>
+          <w:szCs w:val="32"/>
         </w:rPr>
         <w:t>SKILLS</w:t>
       </w:r>
@@ -1147,24 +1463,34 @@
       <w:pPr>
         <w:pStyle w:val="Commarcadores"/>
         <w:rPr>
-          <w:sz w:val="20"/>
-          <w:szCs w:val="20"/>
-          <w:lang w:val="pt-BR"/>
+          <w:lang w:val="en-US"/>
         </w:rPr>
       </w:pPr>
       <w:r>
         <w:rPr>
-          <w:sz w:val="20"/>
-          <w:szCs w:val="20"/>
-          <w:lang w:val="en"/>
+          <w:b/>
+          <w:bCs/>
+          <w:lang w:val="en-US"/>
         </w:rPr>
-        <w:t>Leadership Profile; Problem Solving; Teamwork; Focus on Problem Solving; Fast Learning; Continuous Learning; Good Communication</w:t>
+        <w:t>Technical and Operational Leadership</w:t>
       </w:r>
       <w:r>
         <w:rPr>
-          <w:sz w:val="20"/>
-          <w:szCs w:val="20"/>
-          <w:lang w:val="en"/>
+          <w:lang w:val="en-US"/>
+        </w:rPr>
+        <w:t xml:space="preserve">: Experience in conducting strategic projects within PMESP, with emphasis on the development and implementation of critical systems such as BELLUM and </w:t>
+      </w:r>
+      <w:proofErr w:type="spellStart"/>
+      <w:r>
+        <w:rPr>
+          <w:lang w:val="en-US"/>
+        </w:rPr>
+        <w:t>AutoCofin</w:t>
+      </w:r>
+      <w:proofErr w:type="spellEnd"/>
+      <w:r>
+        <w:rPr>
+          <w:lang w:val="en-US"/>
         </w:rPr>
         <w:t>.</w:t>
       </w:r>
@@ -1172,19 +1498,217 @@
     <w:p>
       <w:pPr>
         <w:pStyle w:val="Commarcadores"/>
-        <w:numPr>
-          <w:ilvl w:val="0"/>
-          <w:numId w:val="0"/>
-        </w:numPr>
         <w:rPr>
-          <w:sz w:val="20"/>
-          <w:szCs w:val="20"/>
-          <w:lang w:val="pt-BR"/>
+          <w:lang w:val="en-US"/>
         </w:rPr>
       </w:pPr>
+      <w:r>
+        <w:rPr>
+          <w:b/>
+          <w:bCs/>
+          <w:lang w:val="en-US"/>
+        </w:rPr>
+        <w:t>Complex Problem Solving</w:t>
+      </w:r>
+      <w:r>
+        <w:rPr>
+          <w:lang w:val="en-US"/>
+        </w:rPr>
+        <w:t>: Ability to identify operational bottlenecks and propose efficient technological solutions, based on data and logistical knowledge.</w:t>
+      </w:r>
+    </w:p>
+    <w:p>
+      <w:pPr>
+        <w:pStyle w:val="Commarcadores"/>
+        <w:rPr>
+          <w:lang w:val="en-US"/>
+        </w:rPr>
+      </w:pPr>
+      <w:r>
+        <w:rPr>
+          <w:b/>
+          <w:bCs/>
+          <w:lang w:val="en-US"/>
+        </w:rPr>
+        <w:t>Domain of Data Science Tools</w:t>
+      </w:r>
+      <w:r>
+        <w:rPr>
+          <w:lang w:val="en-US"/>
+        </w:rPr>
+        <w:t xml:space="preserve">: Proficiency in </w:t>
+      </w:r>
+      <w:r>
+        <w:rPr>
+          <w:b/>
+          <w:bCs/>
+          <w:lang w:val="en-US"/>
+        </w:rPr>
+        <w:t>Python, SQL, Advanced Excel, Power BI and Power Query</w:t>
+      </w:r>
+      <w:r>
+        <w:rPr>
+          <w:lang w:val="en-US"/>
+        </w:rPr>
+        <w:t>, with a focus on statistical analysis, predictive modeling and data visualization.</w:t>
+      </w:r>
+    </w:p>
+    <w:p>
+      <w:pPr>
+        <w:pStyle w:val="Commarcadores"/>
+        <w:rPr>
+          <w:lang w:val="en-US"/>
+        </w:rPr>
+      </w:pPr>
+      <w:r>
+        <w:rPr>
+          <w:b/>
+          <w:bCs/>
+          <w:lang w:val="en-US"/>
+        </w:rPr>
+        <w:t>Productive Use of Artificial Intelligence</w:t>
+      </w:r>
+      <w:r>
+        <w:rPr>
+          <w:lang w:val="en-US"/>
+        </w:rPr>
+        <w:t>: Practical application of AI and machine learning in projects such as logistics predictability and automation of repetitive tasks based on historical data.</w:t>
+      </w:r>
+    </w:p>
+    <w:p>
+      <w:pPr>
+        <w:pStyle w:val="Commarcadores"/>
+        <w:rPr>
+          <w:lang w:val="en-US"/>
+        </w:rPr>
+      </w:pPr>
+      <w:r>
+        <w:rPr>
+          <w:b/>
+          <w:bCs/>
+          <w:lang w:val="en-US"/>
+        </w:rPr>
+        <w:t>Full Stack Data-Driven Development</w:t>
+      </w:r>
+      <w:r>
+        <w:rPr>
+          <w:lang w:val="en-US"/>
+        </w:rPr>
+        <w:t xml:space="preserve">: Experience with </w:t>
+      </w:r>
+      <w:r>
+        <w:rPr>
+          <w:b/>
+          <w:bCs/>
+          <w:lang w:val="en-US"/>
+        </w:rPr>
+        <w:t xml:space="preserve">Next.js, React, TypeScript, </w:t>
+      </w:r>
+      <w:proofErr w:type="spellStart"/>
+      <w:r>
+        <w:rPr>
+          <w:b/>
+          <w:bCs/>
+          <w:lang w:val="en-US"/>
+        </w:rPr>
+        <w:t>Supabase</w:t>
+      </w:r>
+      <w:proofErr w:type="spellEnd"/>
+      <w:r>
+        <w:rPr>
+          <w:b/>
+          <w:bCs/>
+          <w:lang w:val="en-US"/>
+        </w:rPr>
+        <w:t>, PostgreSQL,</w:t>
+      </w:r>
+      <w:r>
+        <w:rPr>
+          <w:lang w:val="en-US"/>
+        </w:rPr>
+        <w:t xml:space="preserve"> using agile methodologies and continuous integration.</w:t>
+      </w:r>
+    </w:p>
+    <w:p>
+      <w:pPr>
+        <w:pStyle w:val="Commarcadores"/>
+        <w:rPr>
+          <w:lang w:val="en-US"/>
+        </w:rPr>
+      </w:pPr>
+      <w:r>
+        <w:rPr>
+          <w:b/>
+          <w:bCs/>
+          <w:lang w:val="en-US"/>
+        </w:rPr>
+        <w:t>Intersectoral Communication and Collaboration</w:t>
+      </w:r>
+      <w:r>
+        <w:rPr>
+          <w:lang w:val="en-US"/>
+        </w:rPr>
+        <w:t>: Ease in working with teams from different areas (logistics, IT, human resources, finance), promoting integration and efficiency in processes.</w:t>
+      </w:r>
+    </w:p>
+    <w:p>
+      <w:pPr>
+        <w:pStyle w:val="Commarcadores"/>
+        <w:rPr>
+          <w:lang w:val="en-US"/>
+        </w:rPr>
+      </w:pPr>
+      <w:r>
+        <w:rPr>
+          <w:b/>
+          <w:bCs/>
+          <w:lang w:val="en-US"/>
+        </w:rPr>
+        <w:t>Continuous and Self-Taught Learning</w:t>
+      </w:r>
+      <w:r>
+        <w:rPr>
+          <w:lang w:val="en-US"/>
+        </w:rPr>
+        <w:t>: Rapid assimilation of new technologies and methodologies, with active participation in training, courses and development of innovative solutions.</w:t>
+      </w:r>
+    </w:p>
+    <w:p>
+      <w:pPr>
+        <w:pStyle w:val="Commarcadores"/>
+        <w:rPr>
+          <w:lang w:val="en-US"/>
+        </w:rPr>
+      </w:pPr>
+      <w:r>
+        <w:rPr>
+          <w:b/>
+          <w:bCs/>
+          <w:lang w:val="en-US"/>
+        </w:rPr>
+        <w:t>Focus on Information Security and Compliance</w:t>
+      </w:r>
+      <w:r>
+        <w:rPr>
+          <w:lang w:val="en-US"/>
+        </w:rPr>
+        <w:t xml:space="preserve">: Knowledge of LGPD </w:t>
+      </w:r>
+      <w:r>
+        <w:rPr>
+          <w:lang w:val="en-US"/>
+        </w:rPr>
+        <w:t xml:space="preserve">(Brazilian General Data Protection Law) </w:t>
+      </w:r>
+      <w:r>
+        <w:rPr>
+          <w:lang w:val="en-US"/>
+        </w:rPr>
+        <w:t>guidelines and application of good digital security practices in sensitive data projects.</w:t>
+      </w:r>
     </w:p>
     <w:sectPr>
-      <w:footerReference w:type="default" r:id="rId13"/>
+      <w:footerReference w:type="default" r:id="rId15"/>
       <w:pgSz w:w="11906" w:h="16838" w:code="9"/>
       <w:pgMar w:top="454" w:right="454" w:bottom="454" w:left="454" w:header="578" w:footer="578" w:gutter="0"/>
       <w:pgNumType w:start="1"/>
@@ -1197,7 +1721,7 @@
 </file>
 
 <file path=word/endnotes.xml><?xml version="1.0" encoding="utf-8"?>
-<w:endnotes xmlns:wpc="http://schemas.microsoft.com/office/word/2010/wordprocessingCanvas" xmlns:cx="http://schemas.microsoft.com/office/drawing/2014/chartex" xmlns:cx1="http://schemas.microsoft.com/office/drawing/2015/9/8/chartex" xmlns:cx2="http://schemas.microsoft.com/office/drawing/2015/10/21/chartex" xmlns:cx3="http://schemas.microsoft.com/office/drawing/2016/5/9/chartex" xmlns:cx4="http://schemas.microsoft.com/office/drawing/2016/5/10/chartex" xmlns:cx5="http://schemas.microsoft.com/office/drawing/2016/5/11/chartex" xmlns:cx6="http://schemas.microsoft.com/office/drawing/2016/5/12/chartex" xmlns:cx7="http://schemas.microsoft.com/office/drawing/2016/5/13/chartex" xmlns:cx8="http://schemas.microsoft.com/office/drawing/2016/5/14/chartex" xmlns:mc="http://schemas.openxmlformats.org/markup-compatibility/2006" xmlns:aink="http://schemas.microsoft.com/office/drawing/2016/ink" xmlns:am3d="http://schemas.microsoft.com/office/drawing/2017/model3d" xmlns:o="urn:schemas-microsoft-com:office:office" xmlns:oel="http://schemas.microsoft.com/office/2019/extlst" xmlns:r="http://schemas.openxmlformats.org/officeDocument/2006/relationships" xmlns:m="http://schemas.openxmlformats.org/officeDocument/2006/math" xmlns:v="urn:schemas-microsoft-com:vml" xmlns:wp14="http://schemas.microsoft.com/office/word/2010/wordprocessingDrawing" xmlns:wp="http://schemas.openxmlformats.org/drawingml/2006/wordprocessingDrawing" xmlns:w10="urn:schemas-microsoft-com:office:word" xmlns:w="http://schemas.openxmlformats.org/wordprocessingml/2006/main" xmlns:w14="http://schemas.microsoft.com/office/word/2010/wordml" xmlns:w15="http://schemas.microsoft.com/office/word/2012/wordml" xmlns:w16cex="http://schemas.microsoft.com/office/word/2018/wordml/cex" xmlns:w16cid="http://schemas.microsoft.com/office/word/2016/wordml/cid" xmlns:w16="http://schemas.microsoft.com/office/word/2018/wordml" xmlns:w16du="http://schemas.microsoft.com/office/word/2023/wordml/word16du" xmlns:w16sdtdh="http://schemas.microsoft.com/office/word/2020/wordml/sdtdatahash" xmlns:w16se="http://schemas.microsoft.com/office/word/2015/wordml/symex" xmlns:wpg="http://schemas.microsoft.com/office/word/2010/wordprocessingGroup" xmlns:wpi="http://schemas.microsoft.com/office/word/2010/wordprocessingInk" xmlns:wne="http://schemas.microsoft.com/office/word/2006/wordml" xmlns:wps="http://schemas.microsoft.com/office/word/2010/wordprocessingShape" mc:Ignorable="w14 w15 w16se w16cid w16 w16cex w16sdtdh w16du wp14">
+<w:endnotes xmlns:wpc="http://schemas.microsoft.com/office/word/2010/wordprocessingCanvas" xmlns:cx="http://schemas.microsoft.com/office/drawing/2014/chartex" xmlns:cx1="http://schemas.microsoft.com/office/drawing/2015/9/8/chartex" xmlns:cx2="http://schemas.microsoft.com/office/drawing/2015/10/21/chartex" xmlns:cx3="http://schemas.microsoft.com/office/drawing/2016/5/9/chartex" xmlns:cx4="http://schemas.microsoft.com/office/drawing/2016/5/10/chartex" xmlns:cx5="http://schemas.microsoft.com/office/drawing/2016/5/11/chartex" xmlns:cx6="http://schemas.microsoft.com/office/drawing/2016/5/12/chartex" xmlns:cx7="http://schemas.microsoft.com/office/drawing/2016/5/13/chartex" xmlns:cx8="http://schemas.microsoft.com/office/drawing/2016/5/14/chartex" xmlns:mc="http://schemas.openxmlformats.org/markup-compatibility/2006" xmlns:aink="http://schemas.microsoft.com/office/drawing/2016/ink" xmlns:am3d="http://schemas.microsoft.com/office/drawing/2017/model3d" xmlns:o="urn:schemas-microsoft-com:office:office" xmlns:oel="http://schemas.microsoft.com/office/2019/extlst" xmlns:r="http://schemas.openxmlformats.org/officeDocument/2006/relationships" xmlns:m="http://schemas.openxmlformats.org/officeDocument/2006/math" xmlns:v="urn:schemas-microsoft-com:vml" xmlns:wp14="http://schemas.microsoft.com/office/word/2010/wordprocessingDrawing" xmlns:wp="http://schemas.openxmlformats.org/drawingml/2006/wordprocessingDrawing" xmlns:w10="urn:schemas-microsoft-com:office:word" xmlns:w="http://schemas.openxmlformats.org/wordprocessingml/2006/main" xmlns:w14="http://schemas.microsoft.com/office/word/2010/wordml" xmlns:w15="http://schemas.microsoft.com/office/word/2012/wordml" xmlns:w16cex="http://schemas.microsoft.com/office/word/2018/wordml/cex" xmlns:w16cid="http://schemas.microsoft.com/office/word/2016/wordml/cid" xmlns:w16="http://schemas.microsoft.com/office/word/2018/wordml" xmlns:w16du="http://schemas.microsoft.com/office/word/2023/wordml/word16du" xmlns:w16sdtdh="http://schemas.microsoft.com/office/word/2020/wordml/sdtdatahash" xmlns:w16sdtfl="http://schemas.microsoft.com/office/word/2024/wordml/sdtformatlock" xmlns:w16se="http://schemas.microsoft.com/office/word/2015/wordml/symex" xmlns:wpg="http://schemas.microsoft.com/office/word/2010/wordprocessingGroup" xmlns:wpi="http://schemas.microsoft.com/office/word/2010/wordprocessingInk" xmlns:wne="http://schemas.microsoft.com/office/word/2006/wordml" xmlns:wps="http://schemas.microsoft.com/office/word/2010/wordprocessingShape" mc:Ignorable="w14 w15 w16se w16cid w16 w16cex w16sdtdh w16sdtfl w16du wp14">
   <w:endnote w:type="separator" w:id="-1">
     <w:p>
       <w:pPr>
@@ -1222,7 +1746,7 @@
 </file>
 
 <file path=word/footer1.xml><?xml version="1.0" encoding="utf-8"?>
-<w:ftr xmlns:wpc="http://schemas.microsoft.com/office/word/2010/wordprocessingCanvas" xmlns:cx="http://schemas.microsoft.com/office/drawing/2014/chartex" xmlns:cx1="http://schemas.microsoft.com/office/drawing/2015/9/8/chartex" xmlns:cx2="http://schemas.microsoft.com/office/drawing/2015/10/21/chartex" xmlns:cx3="http://schemas.microsoft.com/office/drawing/2016/5/9/chartex" xmlns:cx4="http://schemas.microsoft.com/office/drawing/2016/5/10/chartex" xmlns:cx5="http://schemas.microsoft.com/office/drawing/2016/5/11/chartex" xmlns:cx6="http://schemas.microsoft.com/office/drawing/2016/5/12/chartex" xmlns:cx7="http://schemas.microsoft.com/office/drawing/2016/5/13/chartex" xmlns:cx8="http://schemas.microsoft.com/office/drawing/2016/5/14/chartex" xmlns:mc="http://schemas.openxmlformats.org/markup-compatibility/2006" xmlns:aink="http://schemas.microsoft.com/office/drawing/2016/ink" xmlns:am3d="http://schemas.microsoft.com/office/drawing/2017/model3d" xmlns:o="urn:schemas-microsoft-com:office:office" xmlns:oel="http://schemas.microsoft.com/office/2019/extlst" xmlns:r="http://schemas.openxmlformats.org/officeDocument/2006/relationships" xmlns:m="http://schemas.openxmlformats.org/officeDocument/2006/math" xmlns:v="urn:schemas-microsoft-com:vml" xmlns:wp14="http://schemas.microsoft.com/office/word/2010/wordprocessingDrawing" xmlns:wp="http://schemas.openxmlformats.org/drawingml/2006/wordprocessingDrawing" xmlns:w10="urn:schemas-microsoft-com:office:word" xmlns:w="http://schemas.openxmlformats.org/wordprocessingml/2006/main" xmlns:w14="http://schemas.microsoft.com/office/word/2010/wordml" xmlns:w15="http://schemas.microsoft.com/office/word/2012/wordml" xmlns:w16cex="http://schemas.microsoft.com/office/word/2018/wordml/cex" xmlns:w16cid="http://schemas.microsoft.com/office/word/2016/wordml/cid" xmlns:w16="http://schemas.microsoft.com/office/word/2018/wordml" xmlns:w16du="http://schemas.microsoft.com/office/word/2023/wordml/word16du" xmlns:w16sdtdh="http://schemas.microsoft.com/office/word/2020/wordml/sdtdatahash" xmlns:w16se="http://schemas.microsoft.com/office/word/2015/wordml/symex" xmlns:wpg="http://schemas.microsoft.com/office/word/2010/wordprocessingGroup" xmlns:wpi="http://schemas.microsoft.com/office/word/2010/wordprocessingInk" xmlns:wne="http://schemas.microsoft.com/office/word/2006/wordml" xmlns:wps="http://schemas.microsoft.com/office/word/2010/wordprocessingShape" mc:Ignorable="w14 w15 w16se w16cid w16 w16cex w16sdtdh w16du wp14">
+<w:ftr xmlns:wpc="http://schemas.microsoft.com/office/word/2010/wordprocessingCanvas" xmlns:cx="http://schemas.microsoft.com/office/drawing/2014/chartex" xmlns:cx1="http://schemas.microsoft.com/office/drawing/2015/9/8/chartex" xmlns:cx2="http://schemas.microsoft.com/office/drawing/2015/10/21/chartex" xmlns:cx3="http://schemas.microsoft.com/office/drawing/2016/5/9/chartex" xmlns:cx4="http://schemas.microsoft.com/office/drawing/2016/5/10/chartex" xmlns:cx5="http://schemas.microsoft.com/office/drawing/2016/5/11/chartex" xmlns:cx6="http://schemas.microsoft.com/office/drawing/2016/5/12/chartex" xmlns:cx7="http://schemas.microsoft.com/office/drawing/2016/5/13/chartex" xmlns:cx8="http://schemas.microsoft.com/office/drawing/2016/5/14/chartex" xmlns:mc="http://schemas.openxmlformats.org/markup-compatibility/2006" xmlns:aink="http://schemas.microsoft.com/office/drawing/2016/ink" xmlns:am3d="http://schemas.microsoft.com/office/drawing/2017/model3d" xmlns:o="urn:schemas-microsoft-com:office:office" xmlns:oel="http://schemas.microsoft.com/office/2019/extlst" xmlns:r="http://schemas.openxmlformats.org/officeDocument/2006/relationships" xmlns:m="http://schemas.openxmlformats.org/officeDocument/2006/math" xmlns:v="urn:schemas-microsoft-com:vml" xmlns:wp14="http://schemas.microsoft.com/office/word/2010/wordprocessingDrawing" xmlns:wp="http://schemas.openxmlformats.org/drawingml/2006/wordprocessingDrawing" xmlns:w10="urn:schemas-microsoft-com:office:word" xmlns:w="http://schemas.openxmlformats.org/wordprocessingml/2006/main" xmlns:w14="http://schemas.microsoft.com/office/word/2010/wordml" xmlns:w15="http://schemas.microsoft.com/office/word/2012/wordml" xmlns:w16cex="http://schemas.microsoft.com/office/word/2018/wordml/cex" xmlns:w16cid="http://schemas.microsoft.com/office/word/2016/wordml/cid" xmlns:w16="http://schemas.microsoft.com/office/word/2018/wordml" xmlns:w16du="http://schemas.microsoft.com/office/word/2023/wordml/word16du" xmlns:w16sdtdh="http://schemas.microsoft.com/office/word/2020/wordml/sdtdatahash" xmlns:w16sdtfl="http://schemas.microsoft.com/office/word/2024/wordml/sdtformatlock" xmlns:w16se="http://schemas.microsoft.com/office/word/2015/wordml/symex" xmlns:wpg="http://schemas.microsoft.com/office/word/2010/wordprocessingGroup" xmlns:wpi="http://schemas.microsoft.com/office/word/2010/wordprocessingInk" xmlns:wne="http://schemas.microsoft.com/office/word/2006/wordml" xmlns:wps="http://schemas.microsoft.com/office/word/2010/wordprocessingShape" mc:Ignorable="w14 w15 w16se w16cid w16 w16cex w16sdtdh w16sdtfl w16du wp14">
   <w:sdt>
     <w:sdtPr>
       <w:id w:val="-1341617930"/>
@@ -1280,7 +1804,7 @@
 </file>
 
 <file path=word/footnotes.xml><?xml version="1.0" encoding="utf-8"?>
-<w:footnotes xmlns:wpc="http://schemas.microsoft.com/office/word/2010/wordprocessingCanvas" xmlns:cx="http://schemas.microsoft.com/office/drawing/2014/chartex" xmlns:cx1="http://schemas.microsoft.com/office/drawing/2015/9/8/chartex" xmlns:cx2="http://schemas.microsoft.com/office/drawing/2015/10/21/chartex" xmlns:cx3="http://schemas.microsoft.com/office/drawing/2016/5/9/chartex" xmlns:cx4="http://schemas.microsoft.com/office/drawing/2016/5/10/chartex" xmlns:cx5="http://schemas.microsoft.com/office/drawing/2016/5/11/chartex" xmlns:cx6="http://schemas.microsoft.com/office/drawing/2016/5/12/chartex" xmlns:cx7="http://schemas.microsoft.com/office/drawing/2016/5/13/chartex" xmlns:cx8="http://schemas.microsoft.com/office/drawing/2016/5/14/chartex" xmlns:mc="http://schemas.openxmlformats.org/markup-compatibility/2006" xmlns:aink="http://schemas.microsoft.com/office/drawing/2016/ink" xmlns:am3d="http://schemas.microsoft.com/office/drawing/2017/model3d" xmlns:o="urn:schemas-microsoft-com:office:office" xmlns:oel="http://schemas.microsoft.com/office/2019/extlst" xmlns:r="http://schemas.openxmlformats.org/officeDocument/2006/relationships" xmlns:m="http://schemas.openxmlformats.org/officeDocument/2006/math" xmlns:v="urn:schemas-microsoft-com:vml" xmlns:wp14="http://schemas.microsoft.com/office/word/2010/wordprocessingDrawing" xmlns:wp="http://schemas.openxmlformats.org/drawingml/2006/wordprocessingDrawing" xmlns:w10="urn:schemas-microsoft-com:office:word" xmlns:w="http://schemas.openxmlformats.org/wordprocessingml/2006/main" xmlns:w14="http://schemas.microsoft.com/office/word/2010/wordml" xmlns:w15="http://schemas.microsoft.com/office/word/2012/wordml" xmlns:w16cex="http://schemas.microsoft.com/office/word/2018/wordml/cex" xmlns:w16cid="http://schemas.microsoft.com/office/word/2016/wordml/cid" xmlns:w16="http://schemas.microsoft.com/office/word/2018/wordml" xmlns:w16du="http://schemas.microsoft.com/office/word/2023/wordml/word16du" xmlns:w16sdtdh="http://schemas.microsoft.com/office/word/2020/wordml/sdtdatahash" xmlns:w16se="http://schemas.microsoft.com/office/word/2015/wordml/symex" xmlns:wpg="http://schemas.microsoft.com/office/word/2010/wordprocessingGroup" xmlns:wpi="http://schemas.microsoft.com/office/word/2010/wordprocessingInk" xmlns:wne="http://schemas.microsoft.com/office/word/2006/wordml" xmlns:wps="http://schemas.microsoft.com/office/word/2010/wordprocessingShape" mc:Ignorable="w14 w15 w16se w16cid w16 w16cex w16sdtdh w16du wp14">
+<w:footnotes xmlns:wpc="http://schemas.microsoft.com/office/word/2010/wordprocessingCanvas" xmlns:cx="http://schemas.microsoft.com/office/drawing/2014/chartex" xmlns:cx1="http://schemas.microsoft.com/office/drawing/2015/9/8/chartex" xmlns:cx2="http://schemas.microsoft.com/office/drawing/2015/10/21/chartex" xmlns:cx3="http://schemas.microsoft.com/office/drawing/2016/5/9/chartex" xmlns:cx4="http://schemas.microsoft.com/office/drawing/2016/5/10/chartex" xmlns:cx5="http://schemas.microsoft.com/office/drawing/2016/5/11/chartex" xmlns:cx6="http://schemas.microsoft.com/office/drawing/2016/5/12/chartex" xmlns:cx7="http://schemas.microsoft.com/office/drawing/2016/5/13/chartex" xmlns:cx8="http://schemas.microsoft.com/office/drawing/2016/5/14/chartex" xmlns:mc="http://schemas.openxmlformats.org/markup-compatibility/2006" xmlns:aink="http://schemas.microsoft.com/office/drawing/2016/ink" xmlns:am3d="http://schemas.microsoft.com/office/drawing/2017/model3d" xmlns:o="urn:schemas-microsoft-com:office:office" xmlns:oel="http://schemas.microsoft.com/office/2019/extlst" xmlns:r="http://schemas.openxmlformats.org/officeDocument/2006/relationships" xmlns:m="http://schemas.openxmlformats.org/officeDocument/2006/math" xmlns:v="urn:schemas-microsoft-com:vml" xmlns:wp14="http://schemas.microsoft.com/office/word/2010/wordprocessingDrawing" xmlns:wp="http://schemas.openxmlformats.org/drawingml/2006/wordprocessingDrawing" xmlns:w10="urn:schemas-microsoft-com:office:word" xmlns:w="http://schemas.openxmlformats.org/wordprocessingml/2006/main" xmlns:w14="http://schemas.microsoft.com/office/word/2010/wordml" xmlns:w15="http://schemas.microsoft.com/office/word/2012/wordml" xmlns:w16cex="http://schemas.microsoft.com/office/word/2018/wordml/cex" xmlns:w16cid="http://schemas.microsoft.com/office/word/2016/wordml/cid" xmlns:w16="http://schemas.microsoft.com/office/word/2018/wordml" xmlns:w16du="http://schemas.microsoft.com/office/word/2023/wordml/word16du" xmlns:w16sdtdh="http://schemas.microsoft.com/office/word/2020/wordml/sdtdatahash" xmlns:w16sdtfl="http://schemas.microsoft.com/office/word/2024/wordml/sdtformatlock" xmlns:w16se="http://schemas.microsoft.com/office/word/2015/wordml/symex" xmlns:wpg="http://schemas.microsoft.com/office/word/2010/wordprocessingGroup" xmlns:wpi="http://schemas.microsoft.com/office/word/2010/wordprocessingInk" xmlns:wne="http://schemas.microsoft.com/office/word/2006/wordml" xmlns:wps="http://schemas.microsoft.com/office/word/2010/wordprocessingShape" mc:Ignorable="w14 w15 w16se w16cid w16 w16cex w16sdtdh w16sdtfl w16du wp14">
   <w:footnote w:type="separator" w:id="-1">
     <w:p>
       <w:pPr>
@@ -1305,7 +1829,7 @@
 </file>
 
 <file path=word/numbering.xml><?xml version="1.0" encoding="utf-8"?>
-<w:numbering xmlns:wpc="http://schemas.microsoft.com/office/word/2010/wordprocessingCanvas" xmlns:cx="http://schemas.microsoft.com/office/drawing/2014/chartex" xmlns:cx1="http://schemas.microsoft.com/office/drawing/2015/9/8/chartex" xmlns:cx2="http://schemas.microsoft.com/office/drawing/2015/10/21/chartex" xmlns:cx3="http://schemas.microsoft.com/office/drawing/2016/5/9/chartex" xmlns:cx4="http://schemas.microsoft.com/office/drawing/2016/5/10/chartex" xmlns:cx5="http://schemas.microsoft.com/office/drawing/2016/5/11/chartex" xmlns:cx6="http://schemas.microsoft.com/office/drawing/2016/5/12/chartex" xmlns:cx7="http://schemas.microsoft.com/office/drawing/2016/5/13/chartex" xmlns:cx8="http://schemas.microsoft.com/office/drawing/2016/5/14/chartex" xmlns:mc="http://schemas.openxmlformats.org/markup-compatibility/2006" xmlns:aink="http://schemas.microsoft.com/office/drawing/2016/ink" xmlns:am3d="http://schemas.microsoft.com/office/drawing/2017/model3d" xmlns:o="urn:schemas-microsoft-com:office:office" xmlns:oel="http://schemas.microsoft.com/office/2019/extlst" xmlns:r="http://schemas.openxmlformats.org/officeDocument/2006/relationships" xmlns:m="http://schemas.openxmlformats.org/officeDocument/2006/math" xmlns:v="urn:schemas-microsoft-com:vml" xmlns:wp14="http://schemas.microsoft.com/office/word/2010/wordprocessingDrawing" xmlns:wp="http://schemas.openxmlformats.org/drawingml/2006/wordprocessingDrawing" xmlns:w10="urn:schemas-microsoft-com:office:word" xmlns:w="http://schemas.openxmlformats.org/wordprocessingml/2006/main" xmlns:w14="http://schemas.microsoft.com/office/word/2010/wordml" xmlns:w15="http://schemas.microsoft.com/office/word/2012/wordml" xmlns:w16cex="http://schemas.microsoft.com/office/word/2018/wordml/cex" xmlns:w16cid="http://schemas.microsoft.com/office/word/2016/wordml/cid" xmlns:w16="http://schemas.microsoft.com/office/word/2018/wordml" xmlns:w16du="http://schemas.microsoft.com/office/word/2023/wordml/word16du" xmlns:w16sdtdh="http://schemas.microsoft.com/office/word/2020/wordml/sdtdatahash" xmlns:w16se="http://schemas.microsoft.com/office/word/2015/wordml/symex" xmlns:wpg="http://schemas.microsoft.com/office/word/2010/wordprocessingGroup" xmlns:wpi="http://schemas.microsoft.com/office/word/2010/wordprocessingInk" xmlns:wne="http://schemas.microsoft.com/office/word/2006/wordml" xmlns:wps="http://schemas.microsoft.com/office/word/2010/wordprocessingShape" mc:Ignorable="w14 w15 w16se w16cid w16 w16cex w16sdtdh w16du wp14">
+<w:numbering xmlns:wpc="http://schemas.microsoft.com/office/word/2010/wordprocessingCanvas" xmlns:cx="http://schemas.microsoft.com/office/drawing/2014/chartex" xmlns:cx1="http://schemas.microsoft.com/office/drawing/2015/9/8/chartex" xmlns:cx2="http://schemas.microsoft.com/office/drawing/2015/10/21/chartex" xmlns:cx3="http://schemas.microsoft.com/office/drawing/2016/5/9/chartex" xmlns:cx4="http://schemas.microsoft.com/office/drawing/2016/5/10/chartex" xmlns:cx5="http://schemas.microsoft.com/office/drawing/2016/5/11/chartex" xmlns:cx6="http://schemas.microsoft.com/office/drawing/2016/5/12/chartex" xmlns:cx7="http://schemas.microsoft.com/office/drawing/2016/5/13/chartex" xmlns:cx8="http://schemas.microsoft.com/office/drawing/2016/5/14/chartex" xmlns:mc="http://schemas.openxmlformats.org/markup-compatibility/2006" xmlns:aink="http://schemas.microsoft.com/office/drawing/2016/ink" xmlns:am3d="http://schemas.microsoft.com/office/drawing/2017/model3d" xmlns:o="urn:schemas-microsoft-com:office:office" xmlns:oel="http://schemas.microsoft.com/office/2019/extlst" xmlns:r="http://schemas.openxmlformats.org/officeDocument/2006/relationships" xmlns:m="http://schemas.openxmlformats.org/officeDocument/2006/math" xmlns:v="urn:schemas-microsoft-com:vml" xmlns:wp14="http://schemas.microsoft.com/office/word/2010/wordprocessingDrawing" xmlns:wp="http://schemas.openxmlformats.org/drawingml/2006/wordprocessingDrawing" xmlns:w10="urn:schemas-microsoft-com:office:word" xmlns:w="http://schemas.openxmlformats.org/wordprocessingml/2006/main" xmlns:w14="http://schemas.microsoft.com/office/word/2010/wordml" xmlns:w15="http://schemas.microsoft.com/office/word/2012/wordml" xmlns:w16cex="http://schemas.microsoft.com/office/word/2018/wordml/cex" xmlns:w16cid="http://schemas.microsoft.com/office/word/2016/wordml/cid" xmlns:w16="http://schemas.microsoft.com/office/word/2018/wordml" xmlns:w16du="http://schemas.microsoft.com/office/word/2023/wordml/word16du" xmlns:w16sdtdh="http://schemas.microsoft.com/office/word/2020/wordml/sdtdatahash" xmlns:w16sdtfl="http://schemas.microsoft.com/office/word/2024/wordml/sdtformatlock" xmlns:w16se="http://schemas.microsoft.com/office/word/2015/wordml/symex" xmlns:wpg="http://schemas.microsoft.com/office/word/2010/wordprocessingGroup" xmlns:wpi="http://schemas.microsoft.com/office/word/2010/wordprocessingInk" xmlns:wne="http://schemas.microsoft.com/office/word/2006/wordml" xmlns:wps="http://schemas.microsoft.com/office/word/2010/wordprocessingShape" mc:Ignorable="w14 w15 w16se w16cid w16 w16cex w16sdtdh w16sdtfl w16du wp14">
   <w:abstractNum w:abstractNumId="0" w15:restartNumberingAfterBreak="0">
     <w:nsid w:val="FFFFFF7C"/>
     <w:multiLevelType w:val="singleLevel"/>
@@ -1483,11 +2007,10 @@
   <w:abstractNum w:abstractNumId="9" w15:restartNumberingAfterBreak="0">
     <w:nsid w:val="FFFFFF89"/>
     <w:multiLevelType w:val="singleLevel"/>
-    <w:tmpl w:val="7E1687F0"/>
+    <w:tmpl w:val="564E8960"/>
     <w:lvl w:ilvl="0">
       <w:start w:val="1"/>
       <w:numFmt w:val="bullet"/>
-      <w:pStyle w:val="Commarcadores"/>
       <w:lvlText w:val="·"/>
       <w:lvlJc w:val="left"/>
       <w:pPr>
@@ -1502,119 +2025,6 @@
     </w:lvl>
   </w:abstractNum>
   <w:abstractNum w:abstractNumId="10" w15:restartNumberingAfterBreak="0">
-    <w:nsid w:val="006725ED"/>
-    <w:multiLevelType w:val="hybridMultilevel"/>
-    <w:tmpl w:val="40D469E8"/>
-    <w:lvl w:ilvl="0" w:tplc="04160001">
-      <w:start w:val="1"/>
-      <w:numFmt w:val="bullet"/>
-      <w:lvlText w:val=""/>
-      <w:lvlJc w:val="left"/>
-      <w:pPr>
-        <w:ind w:left="720" w:hanging="360"/>
-      </w:pPr>
-      <w:rPr>
-        <w:rFonts w:ascii="Symbol" w:hAnsi="Symbol" w:hint="default"/>
-      </w:rPr>
-    </w:lvl>
-    <w:lvl w:ilvl="1" w:tplc="04160003" w:tentative="1">
-      <w:start w:val="1"/>
-      <w:numFmt w:val="bullet"/>
-      <w:lvlText w:val="o"/>
-      <w:lvlJc w:val="left"/>
-      <w:pPr>
-        <w:ind w:left="1440" w:hanging="360"/>
-      </w:pPr>
-      <w:rPr>
-        <w:rFonts w:ascii="Courier New" w:hAnsi="Courier New" w:cs="Courier New" w:hint="default"/>
-      </w:rPr>
-    </w:lvl>
-    <w:lvl w:ilvl="2" w:tplc="04160005" w:tentative="1">
-      <w:start w:val="1"/>
-      <w:numFmt w:val="bullet"/>
-      <w:lvlText w:val=""/>
-      <w:lvlJc w:val="left"/>
-      <w:pPr>
-        <w:ind w:left="2160" w:hanging="360"/>
-      </w:pPr>
-      <w:rPr>
-        <w:rFonts w:ascii="Wingdings" w:hAnsi="Wingdings" w:hint="default"/>
-      </w:rPr>
-    </w:lvl>
-    <w:lvl w:ilvl="3" w:tplc="04160001" w:tentative="1">
-      <w:start w:val="1"/>
-      <w:numFmt w:val="bullet"/>
-      <w:lvlText w:val=""/>
-      <w:lvlJc w:val="left"/>
-      <w:pPr>
-        <w:ind w:left="2880" w:hanging="360"/>
-      </w:pPr>
-      <w:rPr>
-        <w:rFonts w:ascii="Symbol" w:hAnsi="Symbol" w:hint="default"/>
-      </w:rPr>
-    </w:lvl>
-    <w:lvl w:ilvl="4" w:tplc="04160003" w:tentative="1">
-      <w:start w:val="1"/>
-      <w:numFmt w:val="bullet"/>
-      <w:lvlText w:val="o"/>
-      <w:lvlJc w:val="left"/>
-      <w:pPr>
-        <w:ind w:left="3600" w:hanging="360"/>
-      </w:pPr>
-      <w:rPr>
-        <w:rFonts w:ascii="Courier New" w:hAnsi="Courier New" w:cs="Courier New" w:hint="default"/>
-      </w:rPr>
-    </w:lvl>
-    <w:lvl w:ilvl="5" w:tplc="04160005" w:tentative="1">
-      <w:start w:val="1"/>
-      <w:numFmt w:val="bullet"/>
-      <w:lvlText w:val=""/>
-      <w:lvlJc w:val="left"/>
-      <w:pPr>
-        <w:ind w:left="4320" w:hanging="360"/>
-      </w:pPr>
-      <w:rPr>
-        <w:rFonts w:ascii="Wingdings" w:hAnsi="Wingdings" w:hint="default"/>
-      </w:rPr>
-    </w:lvl>
-    <w:lvl w:ilvl="6" w:tplc="04160001" w:tentative="1">
-      <w:start w:val="1"/>
-      <w:numFmt w:val="bullet"/>
-      <w:lvlText w:val=""/>
-      <w:lvlJc w:val="left"/>
-      <w:pPr>
-        <w:ind w:left="5040" w:hanging="360"/>
-      </w:pPr>
-      <w:rPr>
-        <w:rFonts w:ascii="Symbol" w:hAnsi="Symbol" w:hint="default"/>
-      </w:rPr>
-    </w:lvl>
-    <w:lvl w:ilvl="7" w:tplc="04160003" w:tentative="1">
-      <w:start w:val="1"/>
-      <w:numFmt w:val="bullet"/>
-      <w:lvlText w:val="o"/>
-      <w:lvlJc w:val="left"/>
-      <w:pPr>
-        <w:ind w:left="5760" w:hanging="360"/>
-      </w:pPr>
-      <w:rPr>
-        <w:rFonts w:ascii="Courier New" w:hAnsi="Courier New" w:cs="Courier New" w:hint="default"/>
-      </w:rPr>
-    </w:lvl>
-    <w:lvl w:ilvl="8" w:tplc="04160005" w:tentative="1">
-      <w:start w:val="1"/>
-      <w:numFmt w:val="bullet"/>
-      <w:lvlText w:val=""/>
-      <w:lvlJc w:val="left"/>
-      <w:pPr>
-        <w:ind w:left="6480" w:hanging="360"/>
-      </w:pPr>
-      <w:rPr>
-        <w:rFonts w:ascii="Wingdings" w:hAnsi="Wingdings" w:hint="default"/>
-      </w:rPr>
-    </w:lvl>
-  </w:abstractNum>
-  <w:abstractNum w:abstractNumId="11" w15:restartNumberingAfterBreak="0">
     <w:nsid w:val="180B09D1"/>
     <w:multiLevelType w:val="hybridMultilevel"/>
     <w:tmpl w:val="99500892"/>
@@ -1727,7 +2137,7 @@
       </w:rPr>
     </w:lvl>
   </w:abstractNum>
-  <w:abstractNum w:abstractNumId="12" w15:restartNumberingAfterBreak="0">
+  <w:abstractNum w:abstractNumId="11" w15:restartNumberingAfterBreak="0">
     <w:nsid w:val="253637D5"/>
     <w:multiLevelType w:val="hybridMultilevel"/>
     <w:tmpl w:val="4B84815E"/>
@@ -1840,7 +2250,305 @@
       </w:rPr>
     </w:lvl>
   </w:abstractNum>
+  <w:abstractNum w:abstractNumId="12" w15:restartNumberingAfterBreak="0">
+    <w:nsid w:val="27C564D2"/>
+    <w:multiLevelType w:val="multilevel"/>
+    <w:tmpl w:val="393283BA"/>
+    <w:lvl w:ilvl="0">
+      <w:start w:val="1"/>
+      <w:numFmt w:val="bullet"/>
+      <w:lvlText w:val=""/>
+      <w:lvlJc w:val="left"/>
+      <w:pPr>
+        <w:tabs>
+          <w:tab w:val="num" w:pos="720"/>
+        </w:tabs>
+        <w:ind w:left="720" w:hanging="360"/>
+      </w:pPr>
+      <w:rPr>
+        <w:rFonts w:ascii="Symbol" w:hAnsi="Symbol" w:hint="default"/>
+        <w:sz w:val="20"/>
+      </w:rPr>
+    </w:lvl>
+    <w:lvl w:ilvl="1" w:tentative="1">
+      <w:start w:val="1"/>
+      <w:numFmt w:val="bullet"/>
+      <w:lvlText w:val="o"/>
+      <w:lvlJc w:val="left"/>
+      <w:pPr>
+        <w:tabs>
+          <w:tab w:val="num" w:pos="1440"/>
+        </w:tabs>
+        <w:ind w:left="1440" w:hanging="360"/>
+      </w:pPr>
+      <w:rPr>
+        <w:rFonts w:ascii="Courier New" w:hAnsi="Courier New" w:hint="default"/>
+        <w:sz w:val="20"/>
+      </w:rPr>
+    </w:lvl>
+    <w:lvl w:ilvl="2" w:tentative="1">
+      <w:start w:val="1"/>
+      <w:numFmt w:val="bullet"/>
+      <w:lvlText w:val=""/>
+      <w:lvlJc w:val="left"/>
+      <w:pPr>
+        <w:tabs>
+          <w:tab w:val="num" w:pos="2160"/>
+        </w:tabs>
+        <w:ind w:left="2160" w:hanging="360"/>
+      </w:pPr>
+      <w:rPr>
+        <w:rFonts w:ascii="Wingdings" w:hAnsi="Wingdings" w:hint="default"/>
+        <w:sz w:val="20"/>
+      </w:rPr>
+    </w:lvl>
+    <w:lvl w:ilvl="3" w:tentative="1">
+      <w:start w:val="1"/>
+      <w:numFmt w:val="bullet"/>
+      <w:lvlText w:val=""/>
+      <w:lvlJc w:val="left"/>
+      <w:pPr>
+        <w:tabs>
+          <w:tab w:val="num" w:pos="2880"/>
+        </w:tabs>
+        <w:ind w:left="2880" w:hanging="360"/>
+      </w:pPr>
+      <w:rPr>
+        <w:rFonts w:ascii="Wingdings" w:hAnsi="Wingdings" w:hint="default"/>
+        <w:sz w:val="20"/>
+      </w:rPr>
+    </w:lvl>
+    <w:lvl w:ilvl="4" w:tentative="1">
+      <w:start w:val="1"/>
+      <w:numFmt w:val="bullet"/>
+      <w:lvlText w:val=""/>
+      <w:lvlJc w:val="left"/>
+      <w:pPr>
+        <w:tabs>
+          <w:tab w:val="num" w:pos="3600"/>
+        </w:tabs>
+        <w:ind w:left="3600" w:hanging="360"/>
+      </w:pPr>
+      <w:rPr>
+        <w:rFonts w:ascii="Wingdings" w:hAnsi="Wingdings" w:hint="default"/>
+        <w:sz w:val="20"/>
+      </w:rPr>
+    </w:lvl>
+    <w:lvl w:ilvl="5" w:tentative="1">
+      <w:start w:val="1"/>
+      <w:numFmt w:val="bullet"/>
+      <w:lvlText w:val=""/>
+      <w:lvlJc w:val="left"/>
+      <w:pPr>
+        <w:tabs>
+          <w:tab w:val="num" w:pos="4320"/>
+        </w:tabs>
+        <w:ind w:left="4320" w:hanging="360"/>
+      </w:pPr>
+      <w:rPr>
+        <w:rFonts w:ascii="Wingdings" w:hAnsi="Wingdings" w:hint="default"/>
+        <w:sz w:val="20"/>
+      </w:rPr>
+    </w:lvl>
+    <w:lvl w:ilvl="6" w:tentative="1">
+      <w:start w:val="1"/>
+      <w:numFmt w:val="bullet"/>
+      <w:lvlText w:val=""/>
+      <w:lvlJc w:val="left"/>
+      <w:pPr>
+        <w:tabs>
+          <w:tab w:val="num" w:pos="5040"/>
+        </w:tabs>
+        <w:ind w:left="5040" w:hanging="360"/>
+      </w:pPr>
+      <w:rPr>
+        <w:rFonts w:ascii="Wingdings" w:hAnsi="Wingdings" w:hint="default"/>
+        <w:sz w:val="20"/>
+      </w:rPr>
+    </w:lvl>
+    <w:lvl w:ilvl="7" w:tentative="1">
+      <w:start w:val="1"/>
+      <w:numFmt w:val="bullet"/>
+      <w:lvlText w:val=""/>
+      <w:lvlJc w:val="left"/>
+      <w:pPr>
+        <w:tabs>
+          <w:tab w:val="num" w:pos="5760"/>
+        </w:tabs>
+        <w:ind w:left="5760" w:hanging="360"/>
+      </w:pPr>
+      <w:rPr>
+        <w:rFonts w:ascii="Wingdings" w:hAnsi="Wingdings" w:hint="default"/>
+        <w:sz w:val="20"/>
+      </w:rPr>
+    </w:lvl>
+    <w:lvl w:ilvl="8" w:tentative="1">
+      <w:start w:val="1"/>
+      <w:numFmt w:val="bullet"/>
+      <w:lvlText w:val=""/>
+      <w:lvlJc w:val="left"/>
+      <w:pPr>
+        <w:tabs>
+          <w:tab w:val="num" w:pos="6480"/>
+        </w:tabs>
+        <w:ind w:left="6480" w:hanging="360"/>
+      </w:pPr>
+      <w:rPr>
+        <w:rFonts w:ascii="Wingdings" w:hAnsi="Wingdings" w:hint="default"/>
+        <w:sz w:val="20"/>
+      </w:rPr>
+    </w:lvl>
+  </w:abstractNum>
   <w:abstractNum w:abstractNumId="13" w15:restartNumberingAfterBreak="0">
+    <w:nsid w:val="376269E7"/>
+    <w:multiLevelType w:val="multilevel"/>
+    <w:tmpl w:val="18A0FE90"/>
+    <w:lvl w:ilvl="0">
+      <w:start w:val="1"/>
+      <w:numFmt w:val="bullet"/>
+      <w:lvlText w:val=""/>
+      <w:lvlJc w:val="left"/>
+      <w:pPr>
+        <w:tabs>
+          <w:tab w:val="num" w:pos="720"/>
+        </w:tabs>
+        <w:ind w:left="720" w:hanging="360"/>
+      </w:pPr>
+      <w:rPr>
+        <w:rFonts w:ascii="Symbol" w:hAnsi="Symbol" w:hint="default"/>
+        <w:sz w:val="20"/>
+      </w:rPr>
+    </w:lvl>
+    <w:lvl w:ilvl="1" w:tentative="1">
+      <w:start w:val="1"/>
+      <w:numFmt w:val="bullet"/>
+      <w:lvlText w:val="o"/>
+      <w:lvlJc w:val="left"/>
+      <w:pPr>
+        <w:tabs>
+          <w:tab w:val="num" w:pos="1440"/>
+        </w:tabs>
+        <w:ind w:left="1440" w:hanging="360"/>
+      </w:pPr>
+      <w:rPr>
+        <w:rFonts w:ascii="Courier New" w:hAnsi="Courier New" w:hint="default"/>
+        <w:sz w:val="20"/>
+      </w:rPr>
+    </w:lvl>
+    <w:lvl w:ilvl="2" w:tentative="1">
+      <w:start w:val="1"/>
+      <w:numFmt w:val="bullet"/>
+      <w:lvlText w:val=""/>
+      <w:lvlJc w:val="left"/>
+      <w:pPr>
+        <w:tabs>
+          <w:tab w:val="num" w:pos="2160"/>
+        </w:tabs>
+        <w:ind w:left="2160" w:hanging="360"/>
+      </w:pPr>
+      <w:rPr>
+        <w:rFonts w:ascii="Wingdings" w:hAnsi="Wingdings" w:hint="default"/>
+        <w:sz w:val="20"/>
+      </w:rPr>
+    </w:lvl>
+    <w:lvl w:ilvl="3" w:tentative="1">
+      <w:start w:val="1"/>
+      <w:numFmt w:val="bullet"/>
+      <w:lvlText w:val=""/>
+      <w:lvlJc w:val="left"/>
+      <w:pPr>
+        <w:tabs>
+          <w:tab w:val="num" w:pos="2880"/>
+        </w:tabs>
+        <w:ind w:left="2880" w:hanging="360"/>
+      </w:pPr>
+      <w:rPr>
+        <w:rFonts w:ascii="Wingdings" w:hAnsi="Wingdings" w:hint="default"/>
+        <w:sz w:val="20"/>
+      </w:rPr>
+    </w:lvl>
+    <w:lvl w:ilvl="4" w:tentative="1">
+      <w:start w:val="1"/>
+      <w:numFmt w:val="bullet"/>
+      <w:lvlText w:val=""/>
+      <w:lvlJc w:val="left"/>
+      <w:pPr>
+        <w:tabs>
+          <w:tab w:val="num" w:pos="3600"/>
+        </w:tabs>
+        <w:ind w:left="3600" w:hanging="360"/>
+      </w:pPr>
+      <w:rPr>
+        <w:rFonts w:ascii="Wingdings" w:hAnsi="Wingdings" w:hint="default"/>
+        <w:sz w:val="20"/>
+      </w:rPr>
+    </w:lvl>
+    <w:lvl w:ilvl="5" w:tentative="1">
+      <w:start w:val="1"/>
+      <w:numFmt w:val="bullet"/>
+      <w:lvlText w:val=""/>
+      <w:lvlJc w:val="left"/>
+      <w:pPr>
+        <w:tabs>
+          <w:tab w:val="num" w:pos="4320"/>
+        </w:tabs>
+        <w:ind w:left="4320" w:hanging="360"/>
+      </w:pPr>
+      <w:rPr>
+        <w:rFonts w:ascii="Wingdings" w:hAnsi="Wingdings" w:hint="default"/>
+        <w:sz w:val="20"/>
+      </w:rPr>
+    </w:lvl>
+    <w:lvl w:ilvl="6" w:tentative="1">
+      <w:start w:val="1"/>
+      <w:numFmt w:val="bullet"/>
+      <w:lvlText w:val=""/>
+      <w:lvlJc w:val="left"/>
+      <w:pPr>
+        <w:tabs>
+          <w:tab w:val="num" w:pos="5040"/>
+        </w:tabs>
+        <w:ind w:left="5040" w:hanging="360"/>
+      </w:pPr>
+      <w:rPr>
+        <w:rFonts w:ascii="Wingdings" w:hAnsi="Wingdings" w:hint="default"/>
+        <w:sz w:val="20"/>
+      </w:rPr>
+    </w:lvl>
+    <w:lvl w:ilvl="7" w:tentative="1">
+      <w:start w:val="1"/>
+      <w:numFmt w:val="bullet"/>
+      <w:lvlText w:val=""/>
+      <w:lvlJc w:val="left"/>
+      <w:pPr>
+        <w:tabs>
+          <w:tab w:val="num" w:pos="5760"/>
+        </w:tabs>
+        <w:ind w:left="5760" w:hanging="360"/>
+      </w:pPr>
+      <w:rPr>
+        <w:rFonts w:ascii="Wingdings" w:hAnsi="Wingdings" w:hint="default"/>
+        <w:sz w:val="20"/>
+      </w:rPr>
+    </w:lvl>
+    <w:lvl w:ilvl="8" w:tentative="1">
+      <w:start w:val="1"/>
+      <w:numFmt w:val="bullet"/>
+      <w:lvlText w:val=""/>
+      <w:lvlJc w:val="left"/>
+      <w:pPr>
+        <w:tabs>
+          <w:tab w:val="num" w:pos="6480"/>
+        </w:tabs>
+        <w:ind w:left="6480" w:hanging="360"/>
+      </w:pPr>
+      <w:rPr>
+        <w:rFonts w:ascii="Wingdings" w:hAnsi="Wingdings" w:hint="default"/>
+        <w:sz w:val="20"/>
+      </w:rPr>
+    </w:lvl>
+  </w:abstractNum>
+  <w:abstractNum w:abstractNumId="14" w15:restartNumberingAfterBreak="0">
     <w:nsid w:val="39D60330"/>
     <w:multiLevelType w:val="multilevel"/>
     <w:tmpl w:val="867E0FF0"/>
@@ -1963,7 +2671,7 @@
       </w:rPr>
     </w:lvl>
   </w:abstractNum>
-  <w:abstractNum w:abstractNumId="14" w15:restartNumberingAfterBreak="0">
+  <w:abstractNum w:abstractNumId="15" w15:restartNumberingAfterBreak="0">
     <w:nsid w:val="50702048"/>
     <w:multiLevelType w:val="hybridMultilevel"/>
     <w:tmpl w:val="658AB4F0"/>
@@ -2076,7 +2784,120 @@
       </w:rPr>
     </w:lvl>
   </w:abstractNum>
-  <w:abstractNum w:abstractNumId="15" w15:restartNumberingAfterBreak="0">
+  <w:abstractNum w:abstractNumId="16" w15:restartNumberingAfterBreak="0">
+    <w:nsid w:val="568867E1"/>
+    <w:multiLevelType w:val="hybridMultilevel"/>
+    <w:tmpl w:val="BDC4B166"/>
+    <w:lvl w:ilvl="0" w:tplc="04160001">
+      <w:start w:val="1"/>
+      <w:numFmt w:val="bullet"/>
+      <w:lvlText w:val=""/>
+      <w:lvlJc w:val="left"/>
+      <w:pPr>
+        <w:ind w:left="720" w:hanging="360"/>
+      </w:pPr>
+      <w:rPr>
+        <w:rFonts w:ascii="Symbol" w:hAnsi="Symbol" w:hint="default"/>
+      </w:rPr>
+    </w:lvl>
+    <w:lvl w:ilvl="1" w:tplc="04160003" w:tentative="1">
+      <w:start w:val="1"/>
+      <w:numFmt w:val="bullet"/>
+      <w:lvlText w:val="o"/>
+      <w:lvlJc w:val="left"/>
+      <w:pPr>
+        <w:ind w:left="1440" w:hanging="360"/>
+      </w:pPr>
+      <w:rPr>
+        <w:rFonts w:ascii="Courier New" w:hAnsi="Courier New" w:cs="Courier New" w:hint="default"/>
+      </w:rPr>
+    </w:lvl>
+    <w:lvl w:ilvl="2" w:tplc="04160005" w:tentative="1">
+      <w:start w:val="1"/>
+      <w:numFmt w:val="bullet"/>
+      <w:lvlText w:val=""/>
+      <w:lvlJc w:val="left"/>
+      <w:pPr>
+        <w:ind w:left="2160" w:hanging="360"/>
+      </w:pPr>
+      <w:rPr>
+        <w:rFonts w:ascii="Wingdings" w:hAnsi="Wingdings" w:hint="default"/>
+      </w:rPr>
+    </w:lvl>
+    <w:lvl w:ilvl="3" w:tplc="04160001" w:tentative="1">
+      <w:start w:val="1"/>
+      <w:numFmt w:val="bullet"/>
+      <w:lvlText w:val=""/>
+      <w:lvlJc w:val="left"/>
+      <w:pPr>
+        <w:ind w:left="2880" w:hanging="360"/>
+      </w:pPr>
+      <w:rPr>
+        <w:rFonts w:ascii="Symbol" w:hAnsi="Symbol" w:hint="default"/>
+      </w:rPr>
+    </w:lvl>
+    <w:lvl w:ilvl="4" w:tplc="04160003" w:tentative="1">
+      <w:start w:val="1"/>
+      <w:numFmt w:val="bullet"/>
+      <w:lvlText w:val="o"/>
+      <w:lvlJc w:val="left"/>
+      <w:pPr>
+        <w:ind w:left="3600" w:hanging="360"/>
+      </w:pPr>
+      <w:rPr>
+        <w:rFonts w:ascii="Courier New" w:hAnsi="Courier New" w:cs="Courier New" w:hint="default"/>
+      </w:rPr>
+    </w:lvl>
+    <w:lvl w:ilvl="5" w:tplc="04160005" w:tentative="1">
+      <w:start w:val="1"/>
+      <w:numFmt w:val="bullet"/>
+      <w:lvlText w:val=""/>
+      <w:lvlJc w:val="left"/>
+      <w:pPr>
+        <w:ind w:left="4320" w:hanging="360"/>
+      </w:pPr>
+      <w:rPr>
+        <w:rFonts w:ascii="Wingdings" w:hAnsi="Wingdings" w:hint="default"/>
+      </w:rPr>
+    </w:lvl>
+    <w:lvl w:ilvl="6" w:tplc="04160001" w:tentative="1">
+      <w:start w:val="1"/>
+      <w:numFmt w:val="bullet"/>
+      <w:lvlText w:val=""/>
+      <w:lvlJc w:val="left"/>
+      <w:pPr>
+        <w:ind w:left="5040" w:hanging="360"/>
+      </w:pPr>
+      <w:rPr>
+        <w:rFonts w:ascii="Symbol" w:hAnsi="Symbol" w:hint="default"/>
+      </w:rPr>
+    </w:lvl>
+    <w:lvl w:ilvl="7" w:tplc="04160003" w:tentative="1">
+      <w:start w:val="1"/>
+      <w:numFmt w:val="bullet"/>
+      <w:lvlText w:val="o"/>
+      <w:lvlJc w:val="left"/>
+      <w:pPr>
+        <w:ind w:left="5760" w:hanging="360"/>
+      </w:pPr>
+      <w:rPr>
+        <w:rFonts w:ascii="Courier New" w:hAnsi="Courier New" w:cs="Courier New" w:hint="default"/>
+      </w:rPr>
+    </w:lvl>
+    <w:lvl w:ilvl="8" w:tplc="04160005" w:tentative="1">
+      <w:start w:val="1"/>
+      <w:numFmt w:val="bullet"/>
+      <w:lvlText w:val=""/>
+      <w:lvlJc w:val="left"/>
+      <w:pPr>
+        <w:ind w:left="6480" w:hanging="360"/>
+      </w:pPr>
+      <w:rPr>
+        <w:rFonts w:ascii="Wingdings" w:hAnsi="Wingdings" w:hint="default"/>
+      </w:rPr>
+    </w:lvl>
+  </w:abstractNum>
+  <w:abstractNum w:abstractNumId="17" w15:restartNumberingAfterBreak="0">
     <w:nsid w:val="5EF942E3"/>
     <w:multiLevelType w:val="hybridMultilevel"/>
     <w:tmpl w:val="942A9B5A"/>
@@ -2189,7 +3010,156 @@
       </w:rPr>
     </w:lvl>
   </w:abstractNum>
-  <w:abstractNum w:abstractNumId="16" w15:restartNumberingAfterBreak="0">
+  <w:abstractNum w:abstractNumId="18" w15:restartNumberingAfterBreak="0">
+    <w:nsid w:val="6CB06C9A"/>
+    <w:multiLevelType w:val="multilevel"/>
+    <w:tmpl w:val="23F4C67C"/>
+    <w:lvl w:ilvl="0">
+      <w:start w:val="1"/>
+      <w:numFmt w:val="bullet"/>
+      <w:lvlText w:val=""/>
+      <w:lvlJc w:val="left"/>
+      <w:pPr>
+        <w:tabs>
+          <w:tab w:val="num" w:pos="720"/>
+        </w:tabs>
+        <w:ind w:left="720" w:hanging="360"/>
+      </w:pPr>
+      <w:rPr>
+        <w:rFonts w:ascii="Symbol" w:hAnsi="Symbol" w:hint="default"/>
+        <w:sz w:val="20"/>
+      </w:rPr>
+    </w:lvl>
+    <w:lvl w:ilvl="1" w:tentative="1">
+      <w:start w:val="1"/>
+      <w:numFmt w:val="bullet"/>
+      <w:lvlText w:val="o"/>
+      <w:lvlJc w:val="left"/>
+      <w:pPr>
+        <w:tabs>
+          <w:tab w:val="num" w:pos="1440"/>
+        </w:tabs>
+        <w:ind w:left="1440" w:hanging="360"/>
+      </w:pPr>
+      <w:rPr>
+        <w:rFonts w:ascii="Courier New" w:hAnsi="Courier New" w:hint="default"/>
+        <w:sz w:val="20"/>
+      </w:rPr>
+    </w:lvl>
+    <w:lvl w:ilvl="2" w:tentative="1">
+      <w:start w:val="1"/>
+      <w:numFmt w:val="bullet"/>
+      <w:lvlText w:val=""/>
+      <w:lvlJc w:val="left"/>
+      <w:pPr>
+        <w:tabs>
+          <w:tab w:val="num" w:pos="2160"/>
+        </w:tabs>
+        <w:ind w:left="2160" w:hanging="360"/>
+      </w:pPr>
+      <w:rPr>
+        <w:rFonts w:ascii="Wingdings" w:hAnsi="Wingdings" w:hint="default"/>
+        <w:sz w:val="20"/>
+      </w:rPr>
+    </w:lvl>
+    <w:lvl w:ilvl="3" w:tentative="1">
+      <w:start w:val="1"/>
+      <w:numFmt w:val="bullet"/>
+      <w:lvlText w:val=""/>
+      <w:lvlJc w:val="left"/>
+      <w:pPr>
+        <w:tabs>
+          <w:tab w:val="num" w:pos="2880"/>
+        </w:tabs>
+        <w:ind w:left="2880" w:hanging="360"/>
+      </w:pPr>
+      <w:rPr>
+        <w:rFonts w:ascii="Wingdings" w:hAnsi="Wingdings" w:hint="default"/>
+        <w:sz w:val="20"/>
+      </w:rPr>
+    </w:lvl>
+    <w:lvl w:ilvl="4" w:tentative="1">
+      <w:start w:val="1"/>
+      <w:numFmt w:val="bullet"/>
+      <w:lvlText w:val=""/>
+      <w:lvlJc w:val="left"/>
+      <w:pPr>
+        <w:tabs>
+          <w:tab w:val="num" w:pos="3600"/>
+        </w:tabs>
+        <w:ind w:left="3600" w:hanging="360"/>
+      </w:pPr>
+      <w:rPr>
+        <w:rFonts w:ascii="Wingdings" w:hAnsi="Wingdings" w:hint="default"/>
+        <w:sz w:val="20"/>
+      </w:rPr>
+    </w:lvl>
+    <w:lvl w:ilvl="5" w:tentative="1">
+      <w:start w:val="1"/>
+      <w:numFmt w:val="bullet"/>
+      <w:lvlText w:val=""/>
+      <w:lvlJc w:val="left"/>
+      <w:pPr>
+        <w:tabs>
+          <w:tab w:val="num" w:pos="4320"/>
+        </w:tabs>
+        <w:ind w:left="4320" w:hanging="360"/>
+      </w:pPr>
+      <w:rPr>
+        <w:rFonts w:ascii="Wingdings" w:hAnsi="Wingdings" w:hint="default"/>
+        <w:sz w:val="20"/>
+      </w:rPr>
+    </w:lvl>
+    <w:lvl w:ilvl="6" w:tentative="1">
+      <w:start w:val="1"/>
+      <w:numFmt w:val="bullet"/>
+      <w:lvlText w:val=""/>
+      <w:lvlJc w:val="left"/>
+      <w:pPr>
+        <w:tabs>
+          <w:tab w:val="num" w:pos="5040"/>
+        </w:tabs>
+        <w:ind w:left="5040" w:hanging="360"/>
+      </w:pPr>
+      <w:rPr>
+        <w:rFonts w:ascii="Wingdings" w:hAnsi="Wingdings" w:hint="default"/>
+        <w:sz w:val="20"/>
+      </w:rPr>
+    </w:lvl>
+    <w:lvl w:ilvl="7" w:tentative="1">
+      <w:start w:val="1"/>
+      <w:numFmt w:val="bullet"/>
+      <w:lvlText w:val=""/>
+      <w:lvlJc w:val="left"/>
+      <w:pPr>
+        <w:tabs>
+          <w:tab w:val="num" w:pos="5760"/>
+        </w:tabs>
+        <w:ind w:left="5760" w:hanging="360"/>
+      </w:pPr>
+      <w:rPr>
+        <w:rFonts w:ascii="Wingdings" w:hAnsi="Wingdings" w:hint="default"/>
+        <w:sz w:val="20"/>
+      </w:rPr>
+    </w:lvl>
+    <w:lvl w:ilvl="8" w:tentative="1">
+      <w:start w:val="1"/>
+      <w:numFmt w:val="bullet"/>
+      <w:lvlText w:val=""/>
+      <w:lvlJc w:val="left"/>
+      <w:pPr>
+        <w:tabs>
+          <w:tab w:val="num" w:pos="6480"/>
+        </w:tabs>
+        <w:ind w:left="6480" w:hanging="360"/>
+      </w:pPr>
+      <w:rPr>
+        <w:rFonts w:ascii="Wingdings" w:hAnsi="Wingdings" w:hint="default"/>
+        <w:sz w:val="20"/>
+      </w:rPr>
+    </w:lvl>
+  </w:abstractNum>
+  <w:abstractNum w:abstractNumId="19" w15:restartNumberingAfterBreak="0">
     <w:nsid w:val="6E6204A6"/>
     <w:multiLevelType w:val="hybridMultilevel"/>
     <w:tmpl w:val="353A6120"/>
@@ -2351,10 +3321,10 @@
     <w:abstractNumId w:val="0"/>
   </w:num>
   <w:num w:numId="14" w16cid:durableId="2005889437">
-    <w:abstractNumId w:val="13"/>
+    <w:abstractNumId w:val="14"/>
   </w:num>
   <w:num w:numId="15" w16cid:durableId="1536694426">
-    <w:abstractNumId w:val="13"/>
+    <w:abstractNumId w:val="14"/>
     <w:lvlOverride w:ilvl="0">
       <w:lvl w:ilvl="0">
         <w:start w:val="1"/>
@@ -2493,7 +3463,7 @@
     </w:lvlOverride>
   </w:num>
   <w:num w:numId="16" w16cid:durableId="1787237041">
-    <w:abstractNumId w:val="13"/>
+    <w:abstractNumId w:val="14"/>
     <w:lvlOverride w:ilvl="0">
       <w:lvl w:ilvl="0">
         <w:start w:val="1"/>
@@ -2632,7 +3602,7 @@
     </w:lvlOverride>
   </w:num>
   <w:num w:numId="17" w16cid:durableId="516122450">
-    <w:abstractNumId w:val="13"/>
+    <w:abstractNumId w:val="14"/>
     <w:lvlOverride w:ilvl="0">
       <w:lvl w:ilvl="0">
         <w:start w:val="1"/>
@@ -2771,7 +3741,7 @@
     </w:lvlOverride>
   </w:num>
   <w:num w:numId="18" w16cid:durableId="224146044">
-    <w:abstractNumId w:val="13"/>
+    <w:abstractNumId w:val="14"/>
     <w:lvlOverride w:ilvl="0">
       <w:lvl w:ilvl="0">
         <w:start w:val="1"/>
@@ -2910,28 +3880,37 @@
     </w:lvlOverride>
   </w:num>
   <w:num w:numId="19" w16cid:durableId="351304708">
-    <w:abstractNumId w:val="14"/>
+    <w:abstractNumId w:val="15"/>
   </w:num>
   <w:num w:numId="20" w16cid:durableId="1070812929">
-    <w:abstractNumId w:val="12"/>
+    <w:abstractNumId w:val="11"/>
   </w:num>
   <w:num w:numId="21" w16cid:durableId="38555536">
-    <w:abstractNumId w:val="11"/>
+    <w:abstractNumId w:val="10"/>
   </w:num>
   <w:num w:numId="22" w16cid:durableId="1317225068">
-    <w:abstractNumId w:val="15"/>
+    <w:abstractNumId w:val="17"/>
   </w:num>
   <w:num w:numId="23" w16cid:durableId="1044988911">
+    <w:abstractNumId w:val="19"/>
+  </w:num>
+  <w:num w:numId="24" w16cid:durableId="649600577">
     <w:abstractNumId w:val="16"/>
   </w:num>
-  <w:num w:numId="24" w16cid:durableId="1455900005">
-    <w:abstractNumId w:val="10"/>
+  <w:num w:numId="25" w16cid:durableId="1120299891">
+    <w:abstractNumId w:val="13"/>
+  </w:num>
+  <w:num w:numId="26" w16cid:durableId="544370635">
+    <w:abstractNumId w:val="18"/>
+  </w:num>
+  <w:num w:numId="27" w16cid:durableId="1881165940">
+    <w:abstractNumId w:val="12"/>
   </w:num>
 </w:numbering>
 </file>
 
 <file path=word/styles.xml><?xml version="1.0" encoding="utf-8"?>
-<w:styles xmlns:mc="http://schemas.openxmlformats.org/markup-compatibility/2006" xmlns:r="http://schemas.openxmlformats.org/officeDocument/2006/relationships" xmlns:w="http://schemas.openxmlformats.org/wordprocessingml/2006/main" xmlns:w14="http://schemas.microsoft.com/office/word/2010/wordml" xmlns:w15="http://schemas.microsoft.com/office/word/2012/wordml" xmlns:w16cex="http://schemas.microsoft.com/office/word/2018/wordml/cex" xmlns:w16cid="http://schemas.microsoft.com/office/word/2016/wordml/cid" xmlns:w16="http://schemas.microsoft.com/office/word/2018/wordml" xmlns:w16du="http://schemas.microsoft.com/office/word/2023/wordml/word16du" xmlns:w16sdtdh="http://schemas.microsoft.com/office/word/2020/wordml/sdtdatahash" xmlns:w16se="http://schemas.microsoft.com/office/word/2015/wordml/symex" mc:Ignorable="w14 w15 w16se w16cid w16 w16cex w16sdtdh w16du">
+<w:styles xmlns:mc="http://schemas.openxmlformats.org/markup-compatibility/2006" xmlns:r="http://schemas.openxmlformats.org/officeDocument/2006/relationships" xmlns:w="http://schemas.openxmlformats.org/wordprocessingml/2006/main" xmlns:w14="http://schemas.microsoft.com/office/word/2010/wordml" xmlns:w15="http://schemas.microsoft.com/office/word/2012/wordml" xmlns:w16cex="http://schemas.microsoft.com/office/word/2018/wordml/cex" xmlns:w16cid="http://schemas.microsoft.com/office/word/2016/wordml/cid" xmlns:w16="http://schemas.microsoft.com/office/word/2018/wordml" xmlns:w16du="http://schemas.microsoft.com/office/word/2023/wordml/word16du" xmlns:w16sdtdh="http://schemas.microsoft.com/office/word/2020/wordml/sdtdatahash" xmlns:w16sdtfl="http://schemas.microsoft.com/office/word/2024/wordml/sdtformatlock" xmlns:w16se="http://schemas.microsoft.com/office/word/2015/wordml/symex" mc:Ignorable="w14 w15 w16se w16cid w16 w16cex w16sdtdh w16sdtfl w16du">
   <w:docDefaults>
     <w:rPrDefault>
       <w:rPr>
@@ -6769,7 +7748,6 @@
     <w:name w:val="Emphasis"/>
     <w:basedOn w:val="Fontepargpadro"/>
     <w:uiPriority w:val="20"/>
-    <w:semiHidden/>
     <w:unhideWhenUsed/>
     <w:qFormat/>
     <w:rsid w:val="00CC75DB"/>
@@ -24962,7 +25940,6 @@
     <w:name w:val="Strong"/>
     <w:basedOn w:val="Fontepargpadro"/>
     <w:uiPriority w:val="22"/>
-    <w:semiHidden/>
     <w:unhideWhenUsed/>
     <w:qFormat/>
     <w:rsid w:val="00CC75DB"/>
@@ -28529,4 +29506,16 @@
     </a:ext>
   </a:extLst>
 </a:theme>
+</file>
+
+<file path=customXml/item1.xml><?xml version="1.0" encoding="utf-8"?>
+<b:Sources xmlns:b="http://schemas.openxmlformats.org/officeDocument/2006/bibliography" xmlns="http://schemas.openxmlformats.org/officeDocument/2006/bibliography" SelectedStyle="\APASixthEditionOfficeOnline.xsl" StyleName="APA" Version="6"/>
+</file>
+
+<file path=customXml/itemProps1.xml><?xml version="1.0" encoding="utf-8"?>
+<ds:datastoreItem xmlns:ds="http://schemas.openxmlformats.org/officeDocument/2006/customXml" ds:itemID="{DF9BBF7F-640D-40FA-8574-668D01145F75}">
+  <ds:schemaRefs>
+    <ds:schemaRef ds:uri="http://schemas.openxmlformats.org/officeDocument/2006/bibliography"/>
+  </ds:schemaRefs>
+</ds:datastoreItem>
 </file>